--- a/docs/requirements/Brokely_Software_Requirements_Specification_v1.7.docx
+++ b/docs/requirements/Brokely_Software_Requirements_Specification_v1.7.docx
@@ -1391,7 +1391,7 @@
                 <w:sz w:val="19"/>
                 <w:szCs w:val="19"/>
               </w:rPr>
-              <w:t>Built app brought into the requirements (D-28 to D-97, R-14). New: daily guide and left to spend today on Home (D-58, D-95), category heads-up in Insights (D-96), dark mode (D-32), account linking rules (D-73, D-83), debts from before in quick start (D-41), suggestions never set amounts (D-46), money tips (D-67), privacy notice, terms and no Android Auto Backup (D-92, D-93, D-97). Notifications move to 0.1 (D-94). New FR-ACC-08, FR-ACC-09, FR-PLN-22, FR-PLN-23, FR-TXN-12, FR-INS-09 to 11, FR-NOT-08, FR-NOT-09, BR-32 to BR-35, NFR-21, NFR-22, AC-64 to AC-70. Changed: FR-PLN-05, FR-CAT-01, FR-MAS-01, FR-MAS-08, FR-NOT-01 to 07, NFR-06, NFR-20, AC-02, AC-54. See section 15.</w:t>
+              <w:t>Built app brought into the requirements (D-28 to D-97, R-14). New: daily guide and left to spend today on Home (D-58, D-95), category heads-up in Insights (D-96), dark mode (D-32), account linking rules (D-73, D-83), debts from before in quick start (D-41), suggestions never set amounts (D-46), money tips (D-67), privacy notice, terms and no Android Auto Backup (D-92, D-93, D-97). Notifications move to 0.1 (D-94). New FR-ACC-08, FR-ACC-09, FR-PLN-22, FR-PLN-23, FR-TXN-12, FR-INS-09 to 11, FR-NOT-08, FR-NOT-09, BR-32 to BR-35, NFR-21, NFR-22, AC-64 to AC-70. Changed: FR-PLN-05, FR-CAT-01, FR-MAS-01, FR-MAS-08, FR-NOT-01 to 07, NFR-06, NFR-20, AC-02, AC-54. See section 15. Same day, after a phone review: the today card switches to the amount a day from tomorrow once today is over, and the ring turns red past the budget (D-98, new FR-INS-12, AC-71); the wallet check is removed to keep 0.1 small (D-99: FR-WAL-01 to 04, BR-30, BR-31, AC-62, AC-63 removed).</w:t>
             </w:r>
           </w:p>
         </w:tc>
@@ -1739,7 +1739,7 @@
                 <w:sz w:val="19"/>
                 <w:szCs w:val="19"/>
               </w:rPr>
-              <w:t>Planning, set-asides, bills with Mark paid, manual transactions with splits, money in, debts, insights with the daily guide, left to spend today and category heads-ups, “No spending today” check-in, wallet check, local notifications, money tips, light and dark appearance, local-only mode, accounts, offline storage and sync.</w:t>
+              <w:t>Planning, set-asides, bills with Mark paid, manual transactions with splits, money in, debts, insights with the daily guide, left to spend today and category heads-ups, “No spending today” check-in, local notifications, money tips, light and dark appearance, local-only mode, accounts, offline storage and sync.</w:t>
             </w:r>
           </w:p>
         </w:tc>
@@ -3045,63 +3045,6 @@
                 <w:szCs w:val="19"/>
               </w:rPr>
               <w:t xml:space="preserve">Money you receive, like money from family, PTPTN or part-time pay. Not spending.</w:t>
-            </w:r>
-          </w:p>
-        </w:tc>
-      </w:tr>
-      <w:tr>
-        <w:trPr>
-          <w:cantSplit/>
-        </w:trPr>
-        <w:tc>
-          <w:tcPr>
-            <w:tcW w:type="dxa" w:w="1988"/>
-            <w:tcBorders>
-              <w:top w:val="single" w:color="C8D3CA" w:sz="4"/>
-              <w:left w:val="single" w:color="C8D3CA" w:sz="4"/>
-              <w:bottom w:val="single" w:color="C8D3CA" w:sz="4"/>
-              <w:right w:val="single" w:color="C8D3CA" w:sz="4"/>
-            </w:tcBorders>
-            <w:tcMar>
-              <w:top w:type="dxa" w:w="60"/>
-              <w:left w:type="dxa" w:w="100"/>
-              <w:bottom w:type="dxa" w:w="60"/>
-              <w:right w:type="dxa" w:w="100"/>
-            </w:tcMar>
-          </w:tcPr>
-          <w:p>
-            <w:r>
-              <w:rPr>
-                <w:sz w:val="19"/>
-                <w:szCs w:val="19"/>
-              </w:rPr>
-              <w:t xml:space="preserve">Wallet check</w:t>
-            </w:r>
-          </w:p>
-        </w:tc>
-        <w:tc>
-          <w:tcPr>
-            <w:tcW w:type="dxa" w:w="7650"/>
-            <w:tcBorders>
-              <w:top w:val="single" w:color="C8D3CA" w:sz="4"/>
-              <w:left w:val="single" w:color="C8D3CA" w:sz="4"/>
-              <w:bottom w:val="single" w:color="C8D3CA" w:sz="4"/>
-              <w:right w:val="single" w:color="C8D3CA" w:sz="4"/>
-            </w:tcBorders>
-            <w:tcMar>
-              <w:top w:type="dxa" w:w="60"/>
-              <w:left w:type="dxa" w:w="100"/>
-              <w:bottom w:type="dxa" w:w="60"/>
-              <w:right w:type="dxa" w:w="100"/>
-            </w:tcMar>
-          </w:tcPr>
-          <w:p>
-            <w:r>
-              <w:rPr>
-                <w:sz w:val="19"/>
-                <w:szCs w:val="19"/>
-              </w:rPr>
-              <w:t xml:space="preserve">You type how much money you really have; Brokely compares it with your records since the last check.</w:t>
             </w:r>
           </w:p>
         </w:tc>
@@ -4469,7 +4412,7 @@
         <w:spacing w:after="80"/>
       </w:pPr>
       <w:r>
-        <w:t xml:space="preserve">Students enter a planned budget only; Brokely never asks for an allowance or bank balance and never connects to a bank. The optional wallet check uses only an amount the student types (D-27).</w:t>
+        <w:t>Students enter a planned budget only; Brokely never asks for an allowance or bank balance, never connects to a bank, and never estimates how much money the student has. It only shows what is left in their plan (D-99).</w:t>
       </w:r>
     </w:p>
     <w:p>
@@ -12850,7 +12793,7 @@
                 <w:sz w:val="19"/>
                 <w:szCs w:val="19"/>
               </w:rPr>
-              <w:t>Home MUST show what is left to spend today (BR-33). Today’s share stays fixed for the day and today’s everyday spending is taken off it; when today’s spending is above the share, the app shows by how much and the amount a day for the days after, without judging (D-95).</w:t>
+              <w:t>Home MUST show what is left to spend today (BR-33). Today’s share stays fixed for the day and today’s everyday spending is taken off it. Once today’s spending is above the share, the main amount MUST become the amount a day from tomorrow, with one line saying how much today went over; the status line under the greeting MUST agree with the card. Never judging (D-95, D-98).</w:t>
             </w:r>
           </w:p>
         </w:tc>
@@ -13012,6 +12955,115 @@
                 <w:szCs w:val="19"/>
               </w:rPr>
               <w:t>AC-65</w:t>
+            </w:r>
+          </w:p>
+        </w:tc>
+      </w:tr>
+      <w:tr>
+        <w:trPr>
+          <w:cantSplit/>
+        </w:trPr>
+        <w:tc>
+          <w:tcPr>
+            <w:tcW w:type="dxa" w:w="1451"/>
+            <w:tcBorders>
+              <w:top w:val="single" w:color="C8D3CA" w:sz="4"/>
+              <w:left w:val="single" w:color="C8D3CA" w:sz="4"/>
+              <w:bottom w:val="single" w:color="C8D3CA" w:sz="4"/>
+              <w:right w:val="single" w:color="C8D3CA" w:sz="4"/>
+            </w:tcBorders>
+            <w:tcMar>
+              <w:top w:type="dxa" w:w="60"/>
+              <w:left w:type="dxa" w:w="100"/>
+              <w:bottom w:type="dxa" w:w="60"/>
+              <w:right w:type="dxa" w:w="100"/>
+            </w:tcMar>
+          </w:tcPr>
+          <w:p>
+            <w:r>
+              <w:rPr>
+                <w:sz w:val="19"/>
+                <w:szCs w:val="19"/>
+              </w:rPr>
+              <w:t>FR-INS-12</w:t>
+            </w:r>
+          </w:p>
+        </w:tc>
+        <w:tc>
+          <w:tcPr>
+            <w:tcW w:type="dxa" w:w="6038"/>
+            <w:tcBorders>
+              <w:top w:val="single" w:color="C8D3CA" w:sz="4"/>
+              <w:left w:val="single" w:color="C8D3CA" w:sz="4"/>
+              <w:bottom w:val="single" w:color="C8D3CA" w:sz="4"/>
+              <w:right w:val="single" w:color="C8D3CA" w:sz="4"/>
+            </w:tcBorders>
+            <w:tcMar>
+              <w:top w:type="dxa" w:w="60"/>
+              <w:left w:type="dxa" w:w="100"/>
+              <w:bottom w:type="dxa" w:w="60"/>
+              <w:right w:type="dxa" w:w="100"/>
+            </w:tcMar>
+          </w:tcPr>
+          <w:p>
+            <w:r>
+              <w:rPr>
+                <w:sz w:val="19"/>
+                <w:szCs w:val="19"/>
+              </w:rPr>
+              <w:t>Home MUST show the share of the budget spent as a ring. Once spending passes the budget, the ring MUST be full and red and its label MUST show how far over as a negative percentage, e.g. “−20% over” (D-98).</w:t>
+            </w:r>
+          </w:p>
+        </w:tc>
+        <w:tc>
+          <w:tcPr>
+            <w:tcW w:type="dxa" w:w="696"/>
+            <w:tcBorders>
+              <w:top w:val="single" w:color="C8D3CA" w:sz="4"/>
+              <w:left w:val="single" w:color="C8D3CA" w:sz="4"/>
+              <w:bottom w:val="single" w:color="C8D3CA" w:sz="4"/>
+              <w:right w:val="single" w:color="C8D3CA" w:sz="4"/>
+            </w:tcBorders>
+            <w:tcMar>
+              <w:top w:type="dxa" w:w="60"/>
+              <w:left w:type="dxa" w:w="100"/>
+              <w:bottom w:type="dxa" w:w="60"/>
+              <w:right w:type="dxa" w:w="100"/>
+            </w:tcMar>
+          </w:tcPr>
+          <w:p>
+            <w:r>
+              <w:rPr>
+                <w:sz w:val="19"/>
+                <w:szCs w:val="19"/>
+              </w:rPr>
+              <w:t>0.1</w:t>
+            </w:r>
+          </w:p>
+        </w:tc>
+        <w:tc>
+          <w:tcPr>
+            <w:tcW w:type="dxa" w:w="1453"/>
+            <w:tcBorders>
+              <w:top w:val="single" w:color="C8D3CA" w:sz="4"/>
+              <w:left w:val="single" w:color="C8D3CA" w:sz="4"/>
+              <w:bottom w:val="single" w:color="C8D3CA" w:sz="4"/>
+              <w:right w:val="single" w:color="C8D3CA" w:sz="4"/>
+            </w:tcBorders>
+            <w:tcMar>
+              <w:top w:type="dxa" w:w="60"/>
+              <w:left w:type="dxa" w:w="100"/>
+              <w:bottom w:type="dxa" w:w="60"/>
+              <w:right w:type="dxa" w:w="100"/>
+            </w:tcMar>
+          </w:tcPr>
+          <w:p>
+            <w:r>
+              <w:rPr>
+                <w:sz w:val="19"/>
+                <w:szCs w:val="19"/>
+              </w:rPr>
+              <w:t>AC-71</w:t>
             </w:r>
           </w:p>
         </w:tc>
@@ -13225,7 +13277,7 @@
                 <w:sz w:val="19"/>
                 <w:szCs w:val="19"/>
               </w:rPr>
-              <w:t xml:space="preserve">The student MAY record a wallet check at any time: the total money they have now (cash, TNG and bank together). It is optional and never required for any other feature (D-27).</w:t>
+              <w:t>(Removed 23 Oct, D-99) The student MAY record a wallet check at any time: the total money they have now (cash, TNG and bank together). It is optional and never required for any other feature (D-27).</w:t>
             </w:r>
           </w:p>
         </w:tc>
@@ -13251,7 +13303,7 @@
                 <w:sz w:val="19"/>
                 <w:szCs w:val="19"/>
               </w:rPr>
-              <w:t xml:space="preserve">0.1</w:t>
+              <w:t>Removed (D-99)</w:t>
             </w:r>
           </w:p>
         </w:tc>
@@ -13277,7 +13329,7 @@
                 <w:sz w:val="19"/>
                 <w:szCs w:val="19"/>
               </w:rPr>
-              <w:t xml:space="preserve">AC-62</w:t>
+              <w:t>—</w:t>
             </w:r>
           </w:p>
         </w:tc>
@@ -13334,7 +13386,7 @@
                 <w:sz w:val="19"/>
                 <w:szCs w:val="19"/>
               </w:rPr>
-              <w:t xml:space="preserve">For every check after the first, the app MUST show what the student’s records say they would have (BR-30) and the difference. The first check only sets the starting point.</w:t>
+              <w:t>(Removed 23 Oct, D-99) For every check after the first, the app MUST show what the student’s records say they would have (BR-30) and the difference. The first check only sets the starting point.</w:t>
             </w:r>
           </w:p>
         </w:tc>
@@ -13360,7 +13412,7 @@
                 <w:sz w:val="19"/>
                 <w:szCs w:val="19"/>
               </w:rPr>
-              <w:t xml:space="preserve">0.1</w:t>
+              <w:t>Removed (D-99)</w:t>
             </w:r>
           </w:p>
         </w:tc>
@@ -13386,7 +13438,7 @@
                 <w:sz w:val="19"/>
                 <w:szCs w:val="19"/>
               </w:rPr>
-              <w:t xml:space="preserve">AC-62</w:t>
+              <w:t>—</w:t>
             </w:r>
           </w:p>
         </w:tc>
@@ -13443,7 +13495,7 @@
                 <w:sz w:val="19"/>
                 <w:szCs w:val="19"/>
               </w:rPr>
-              <w:t xml:space="preserve">When money is missing, the app MUST offer to log it as spending (category chosen by the student); when there is extra, it MUST offer to log it as money in. Both are optional and nothing is logged automatically.</w:t>
+              <w:t>(Removed 23 Oct, D-99) When money is missing, the app MUST offer to log it as spending (category chosen by the student); when there is extra, it MUST offer to log it as money in. Both are optional and nothing is logged automatically.</w:t>
             </w:r>
           </w:p>
         </w:tc>
@@ -13469,7 +13521,7 @@
                 <w:sz w:val="19"/>
                 <w:szCs w:val="19"/>
               </w:rPr>
-              <w:t xml:space="preserve">0.1</w:t>
+              <w:t>Removed (D-99)</w:t>
             </w:r>
           </w:p>
         </w:tc>
@@ -13495,7 +13547,7 @@
                 <w:sz w:val="19"/>
                 <w:szCs w:val="19"/>
               </w:rPr>
-              <w:t xml:space="preserve">AC-63</w:t>
+              <w:t>—</w:t>
             </w:r>
           </w:p>
         </w:tc>
@@ -13552,7 +13604,7 @@
                 <w:sz w:val="19"/>
                 <w:szCs w:val="19"/>
               </w:rPr>
-              <w:t xml:space="preserve">Wallet check wording MUST attribute every amount to the student’s own check and records (e.g. “Based on your check on Monday…”), never call it a balance, and never shame the student for a difference.</w:t>
+              <w:t>(Removed 23 Oct, D-99) Wallet check wording MUST attribute every amount to the student’s own check and records (e.g. “Based on your check on Monday…”), never call it a balance, and never shame the student for a difference.</w:t>
             </w:r>
           </w:p>
         </w:tc>
@@ -13578,7 +13630,7 @@
                 <w:sz w:val="19"/>
                 <w:szCs w:val="19"/>
               </w:rPr>
-              <w:t xml:space="preserve">0.1</w:t>
+              <w:t>Removed (D-99)</w:t>
             </w:r>
           </w:p>
         </w:tc>
@@ -13604,7 +13656,7 @@
                 <w:sz w:val="19"/>
                 <w:szCs w:val="19"/>
               </w:rPr>
-              <w:t xml:space="preserve">AC-62</w:t>
+              <w:t>—</w:t>
             </w:r>
           </w:p>
         </w:tc>
@@ -20988,7 +21040,7 @@
                 <w:sz w:val="19"/>
                 <w:szCs w:val="19"/>
               </w:rPr>
-              <w:t xml:space="preserve">Expected now = amount of the last wallet check + money in − money out of every transaction recorded after that check, up to now (R-13). Difference = typed amount − expected: below zero is “missing”, above zero is “extra”.</w:t>
+              <w:t>(Removed 23 Oct, D-99) Expected now = amount of the last wallet check + money in − money out of every transaction recorded after that check, up to now (R-13). Difference = typed amount − expected: below zero is “missing”, above zero is “extra”.</w:t>
             </w:r>
           </w:p>
         </w:tc>
@@ -21045,7 +21097,7 @@
                 <w:sz w:val="19"/>
                 <w:szCs w:val="19"/>
               </w:rPr>
-              <w:t xml:space="preserve">Money in: money in (income), borrow, repayment received, refund. Money out: purchase (its full amount, even when a friend owes part), lend, repayment made. Neither: transfer (between the student’s own wallets) and write-off (no money moves).</w:t>
+              <w:t>(Removed 23 Oct, D-99) Money in: money in (income), borrow, repayment received, refund. Money out: purchase (its full amount, even when a friend owes part), lend, repayment made. Neither: transfer (between the student’s own wallets) and write-off (no money moves).</w:t>
             </w:r>
           </w:p>
         </w:tc>
@@ -23078,7 +23130,7 @@
                 <w:sz w:val="19"/>
                 <w:szCs w:val="19"/>
               </w:rPr>
-              <w:t xml:space="preserve">Typed by the student (FR-WAL-01); expected amount derived (BR-30)</w:t>
+              <w:t>No longer created (D-99); kept so existing records still sync and export</w:t>
             </w:r>
           </w:p>
         </w:tc>
@@ -29906,7 +29958,7 @@
                 <w:sz w:val="19"/>
                 <w:szCs w:val="19"/>
               </w:rPr>
-              <w:t xml:space="preserve">Wallet check Mon 16 Nov 12:00: RM200. Then log RM12 lunch, RM16 laundry, lend RM20, money in RM50 and a RM30 TNG top-up. Check again Thu: RM180.</w:t>
+              <w:t>Removed (D-99)</w:t>
             </w:r>
           </w:p>
         </w:tc>
@@ -29932,7 +29984,7 @@
                 <w:sz w:val="19"/>
                 <w:szCs w:val="19"/>
               </w:rPr>
-              <w:t xml:space="preserve">Expected RM202 (top-up ignored); difference “RM22 missing”, worded from the student’s own check; the first check showed no difference.</w:t>
+              <w:t>—</w:t>
             </w:r>
           </w:p>
         </w:tc>
@@ -29989,7 +30041,7 @@
                 <w:sz w:val="19"/>
                 <w:szCs w:val="19"/>
               </w:rPr>
-              <w:t xml:space="preserve">After AC-62, tap “Log it” and pick Snacks &amp; treats; later a check shows RM5 extra.</w:t>
+              <w:t>Removed (D-99)</w:t>
             </w:r>
           </w:p>
         </w:tc>
@@ -30015,7 +30067,7 @@
                 <w:sz w:val="19"/>
                 <w:szCs w:val="19"/>
               </w:rPr>
-              <w:t xml:space="preserve">A RM22 Snacks &amp; treats purchase is created only after the tap; for the extra RM5 the app offers money in; nothing is logged without a tap.</w:t>
+              <w:t>—</w:t>
             </w:r>
           </w:p>
         </w:tc>
@@ -30430,7 +30482,7 @@
                 <w:sz w:val="19"/>
                 <w:szCs w:val="19"/>
               </w:rPr>
-              <w:t>Before logging: RM22.00 left today, then about RM22.00 a day for the next 9 days. After lunch: RM14.20 left today of RM22.00. After RM28.50 in total: RM0.00 left today, “RM6.50 over today’s RM22.00”, then about RM21.28 a day for the next 9 days; no red and no telling-off.</w:t>
+              <w:t>Before logging: RM22.00 left today, “of RM22.00 for today · about RM22.00 a day after that”. After lunch: RM14.20 left today. After RM28.50 in total: “RM21.28 a day from tomorrow”, with “Today went RM6.50 over its RM22.00, so the next 9 days get a little less.”; the status says “Today went a bit over. Tomorrow’s a fresh start.”; no red and no telling-off.</w:t>
             </w:r>
           </w:p>
         </w:tc>
@@ -30929,6 +30981,89 @@
                 <w:szCs w:val="19"/>
               </w:rPr>
               <w:t>A healthy-plan tip shows Meals RM225 (45%), Home necessities RM50 (10%), Transport RM40 (8%) and set aside RM50 (10%); no category amount is filled in until the student adds it; an amount above the suggestion can still be saved.</w:t>
+            </w:r>
+          </w:p>
+        </w:tc>
+      </w:tr>
+      <w:tr>
+        <w:trPr>
+          <w:cantSplit/>
+        </w:trPr>
+        <w:tc>
+          <w:tcPr>
+            <w:tcW w:type="dxa" w:w="957"/>
+            <w:tcBorders>
+              <w:top w:val="single" w:color="C8D3CA" w:sz="4"/>
+              <w:left w:val="single" w:color="C8D3CA" w:sz="4"/>
+              <w:bottom w:val="single" w:color="C8D3CA" w:sz="4"/>
+              <w:right w:val="single" w:color="C8D3CA" w:sz="4"/>
+            </w:tcBorders>
+            <w:tcMar>
+              <w:top w:type="dxa" w:w="60"/>
+              <w:left w:type="dxa" w:w="100"/>
+              <w:bottom w:type="dxa" w:w="60"/>
+              <w:right w:type="dxa" w:w="100"/>
+            </w:tcMar>
+          </w:tcPr>
+          <w:p>
+            <w:r>
+              <w:rPr>
+                <w:sz w:val="19"/>
+                <w:szCs w:val="19"/>
+              </w:rPr>
+              <w:t>AC-71</w:t>
+            </w:r>
+          </w:p>
+        </w:tc>
+        <w:tc>
+          <w:tcPr>
+            <w:tcW w:type="dxa" w:w="4340"/>
+            <w:tcBorders>
+              <w:top w:val="single" w:color="C8D3CA" w:sz="4"/>
+              <w:left w:val="single" w:color="C8D3CA" w:sz="4"/>
+              <w:bottom w:val="single" w:color="C8D3CA" w:sz="4"/>
+              <w:right w:val="single" w:color="C8D3CA" w:sz="4"/>
+            </w:tcBorders>
+            <w:tcMar>
+              <w:top w:type="dxa" w:w="60"/>
+              <w:left w:type="dxa" w:w="100"/>
+              <w:bottom w:type="dxa" w:w="60"/>
+              <w:right w:type="dxa" w:w="100"/>
+            </w:tcMar>
+          </w:tcPr>
+          <w:p>
+            <w:r>
+              <w:rPr>
+                <w:sz w:val="19"/>
+                <w:szCs w:val="19"/>
+              </w:rPr>
+              <w:t>Budget RM50.00; spend RM35.00, then RM60.00 in total.</w:t>
+            </w:r>
+          </w:p>
+        </w:tc>
+        <w:tc>
+          <w:tcPr>
+            <w:tcW w:type="dxa" w:w="4341"/>
+            <w:tcBorders>
+              <w:top w:val="single" w:color="C8D3CA" w:sz="4"/>
+              <w:left w:val="single" w:color="C8D3CA" w:sz="4"/>
+              <w:bottom w:val="single" w:color="C8D3CA" w:sz="4"/>
+              <w:right w:val="single" w:color="C8D3CA" w:sz="4"/>
+            </w:tcBorders>
+            <w:tcMar>
+              <w:top w:type="dxa" w:w="60"/>
+              <w:left w:type="dxa" w:w="100"/>
+              <w:bottom w:type="dxa" w:w="60"/>
+              <w:right w:type="dxa" w:w="100"/>
+            </w:tcMar>
+          </w:tcPr>
+          <w:p>
+            <w:r>
+              <w:rPr>
+                <w:sz w:val="19"/>
+                <w:szCs w:val="19"/>
+              </w:rPr>
+              <w:t>At RM35.00 the ring shows “70% spent” in the usual colours. At RM60.00 the ring is full and red and shows “−20% over”; left in plan shows −RM10.00; screen readers hear “20 percent over your budget”.</w:t>
             </w:r>
           </w:p>
         </w:tc>
@@ -39022,6 +39157,89 @@
                 <w:sz w:val="19"/>
                 <w:szCs w:val="19"/>
               </w:rPr>
+              <w:t>FR-INS-12</w:t>
+            </w:r>
+          </w:p>
+        </w:tc>
+        <w:tc>
+          <w:tcPr>
+            <w:tcW w:type="dxa" w:w="1482"/>
+            <w:tcBorders>
+              <w:top w:val="single" w:color="C8D3CA" w:sz="4"/>
+              <w:left w:val="single" w:color="C8D3CA" w:sz="4"/>
+              <w:bottom w:val="single" w:color="C8D3CA" w:sz="4"/>
+              <w:right w:val="single" w:color="C8D3CA" w:sz="4"/>
+            </w:tcBorders>
+            <w:tcMar>
+              <w:top w:type="dxa" w:w="60"/>
+              <w:left w:type="dxa" w:w="100"/>
+              <w:bottom w:type="dxa" w:w="60"/>
+              <w:right w:type="dxa" w:w="100"/>
+            </w:tcMar>
+          </w:tcPr>
+          <w:p>
+            <w:r>
+              <w:rPr>
+                <w:sz w:val="19"/>
+                <w:szCs w:val="19"/>
+              </w:rPr>
+              <w:t>0.1</w:t>
+            </w:r>
+          </w:p>
+        </w:tc>
+        <w:tc>
+          <w:tcPr>
+            <w:tcW w:type="dxa" w:w="5932"/>
+            <w:tcBorders>
+              <w:top w:val="single" w:color="C8D3CA" w:sz="4"/>
+              <w:left w:val="single" w:color="C8D3CA" w:sz="4"/>
+              <w:bottom w:val="single" w:color="C8D3CA" w:sz="4"/>
+              <w:right w:val="single" w:color="C8D3CA" w:sz="4"/>
+            </w:tcBorders>
+            <w:tcMar>
+              <w:top w:type="dxa" w:w="60"/>
+              <w:left w:type="dxa" w:w="100"/>
+              <w:bottom w:type="dxa" w:w="60"/>
+              <w:right w:type="dxa" w:w="100"/>
+            </w:tcMar>
+          </w:tcPr>
+          <w:p>
+            <w:r>
+              <w:rPr>
+                <w:sz w:val="19"/>
+                <w:szCs w:val="19"/>
+              </w:rPr>
+              <w:t>AC-71</w:t>
+            </w:r>
+          </w:p>
+        </w:tc>
+      </w:tr>
+      <w:tr>
+        <w:trPr>
+          <w:cantSplit/>
+        </w:trPr>
+        <w:tc>
+          <w:tcPr>
+            <w:tcW w:type="dxa" w:w="2224"/>
+            <w:tcBorders>
+              <w:top w:val="single" w:color="C8D3CA" w:sz="4"/>
+              <w:left w:val="single" w:color="C8D3CA" w:sz="4"/>
+              <w:bottom w:val="single" w:color="C8D3CA" w:sz="4"/>
+              <w:right w:val="single" w:color="C8D3CA" w:sz="4"/>
+            </w:tcBorders>
+            <w:tcMar>
+              <w:top w:type="dxa" w:w="60"/>
+              <w:left w:type="dxa" w:w="100"/>
+              <w:bottom w:type="dxa" w:w="60"/>
+              <w:right w:type="dxa" w:w="100"/>
+            </w:tcMar>
+          </w:tcPr>
+          <w:p>
+            <w:r>
+              <w:rPr>
+                <w:sz w:val="19"/>
+                <w:szCs w:val="19"/>
+              </w:rPr>
               <w:t xml:space="preserve">FR-WAL-01</w:t>
             </w:r>
           </w:p>
@@ -39048,7 +39266,7 @@
                 <w:sz w:val="19"/>
                 <w:szCs w:val="19"/>
               </w:rPr>
-              <w:t xml:space="preserve">0.1</w:t>
+              <w:t>Removed (D-99)</w:t>
             </w:r>
           </w:p>
         </w:tc>
@@ -39074,7 +39292,7 @@
                 <w:sz w:val="19"/>
                 <w:szCs w:val="19"/>
               </w:rPr>
-              <w:t xml:space="preserve">AC-62</w:t>
+              <w:t>—</w:t>
             </w:r>
           </w:p>
         </w:tc>
@@ -39131,7 +39349,7 @@
                 <w:sz w:val="19"/>
                 <w:szCs w:val="19"/>
               </w:rPr>
-              <w:t xml:space="preserve">0.1</w:t>
+              <w:t>Removed (D-99)</w:t>
             </w:r>
           </w:p>
         </w:tc>
@@ -39157,7 +39375,7 @@
                 <w:sz w:val="19"/>
                 <w:szCs w:val="19"/>
               </w:rPr>
-              <w:t xml:space="preserve">AC-62</w:t>
+              <w:t>—</w:t>
             </w:r>
           </w:p>
         </w:tc>
@@ -39214,7 +39432,7 @@
                 <w:sz w:val="19"/>
                 <w:szCs w:val="19"/>
               </w:rPr>
-              <w:t xml:space="preserve">0.1</w:t>
+              <w:t>Removed (D-99)</w:t>
             </w:r>
           </w:p>
         </w:tc>
@@ -39240,7 +39458,7 @@
                 <w:sz w:val="19"/>
                 <w:szCs w:val="19"/>
               </w:rPr>
-              <w:t xml:space="preserve">AC-63</w:t>
+              <w:t>—</w:t>
             </w:r>
           </w:p>
         </w:tc>
@@ -39297,7 +39515,7 @@
                 <w:sz w:val="19"/>
                 <w:szCs w:val="19"/>
               </w:rPr>
-              <w:t xml:space="preserve">0.1</w:t>
+              <w:t>Removed (D-99)</w:t>
             </w:r>
           </w:p>
         </w:tc>
@@ -39323,7 +39541,7 @@
                 <w:sz w:val="19"/>
                 <w:szCs w:val="19"/>
               </w:rPr>
-              <w:t xml:space="preserve">AC-62</w:t>
+              <w:t>—</w:t>
             </w:r>
           </w:p>
         </w:tc>
@@ -42707,7 +42925,7 @@
                 <w:sz w:val="19"/>
                 <w:szCs w:val="19"/>
               </w:rPr>
-              <w:t>Every 0.1 MUST requirement passes; AC-01 to AC-30, AC-39 to AC-41, AC-47 to AC-49 and AC-52 to AC-70 pass; NFR-01 to NFR-12, NFR-14, NFR-15, NFR-18 and NFR-20 to NFR-22 verified.</w:t>
+              <w:t>Every 0.1 MUST requirement passes; AC-01 to AC-30, AC-39 to AC-41, AC-47 to AC-49, AC-52 to AC-61 and AC-64 to AC-71 pass; NFR-01 to NFR-12, NFR-14, NFR-15, NFR-18 and NFR-20 to NFR-22 verified.</w:t>
             </w:r>
           </w:p>
         </w:tc>
@@ -48441,6 +48659,224 @@
                 <w:szCs w:val="19"/>
               </w:rPr>
               <w:t>—</w:t>
+            </w:r>
+          </w:p>
+        </w:tc>
+      </w:tr>
+      <w:tr>
+        <w:trPr>
+          <w:cantSplit/>
+        </w:trPr>
+        <w:tc>
+          <w:tcPr>
+            <w:tcW w:type="dxa" w:w="2115"/>
+            <w:tcBorders>
+              <w:top w:val="single" w:color="C8D3CA" w:sz="4"/>
+              <w:left w:val="single" w:color="C8D3CA" w:sz="4"/>
+              <w:bottom w:val="single" w:color="C8D3CA" w:sz="4"/>
+              <w:right w:val="single" w:color="C8D3CA" w:sz="4"/>
+            </w:tcBorders>
+            <w:tcMar>
+              <w:top w:type="dxa" w:w="60"/>
+              <w:left w:type="dxa" w:w="100"/>
+              <w:bottom w:type="dxa" w:w="60"/>
+              <w:right w:type="dxa" w:w="100"/>
+            </w:tcMar>
+          </w:tcPr>
+          <w:p>
+            <w:r>
+              <w:rPr>
+                <w:sz w:val="19"/>
+                <w:szCs w:val="19"/>
+              </w:rPr>
+              <w:t>FR-INS-10, FR-INS-12, AC-64, AC-71 (v1.7)</w:t>
+            </w:r>
+          </w:p>
+        </w:tc>
+        <w:tc>
+          <w:tcPr>
+            <w:tcW w:type="dxa" w:w="1175"/>
+            <w:tcBorders>
+              <w:top w:val="single" w:color="C8D3CA" w:sz="4"/>
+              <w:left w:val="single" w:color="C8D3CA" w:sz="4"/>
+              <w:bottom w:val="single" w:color="C8D3CA" w:sz="4"/>
+              <w:right w:val="single" w:color="C8D3CA" w:sz="4"/>
+            </w:tcBorders>
+            <w:tcMar>
+              <w:top w:type="dxa" w:w="60"/>
+              <w:left w:type="dxa" w:w="100"/>
+              <w:bottom w:type="dxa" w:w="60"/>
+              <w:right w:type="dxa" w:w="100"/>
+            </w:tcMar>
+          </w:tcPr>
+          <w:p>
+            <w:r>
+              <w:rPr>
+                <w:sz w:val="19"/>
+                <w:szCs w:val="19"/>
+              </w:rPr>
+              <w:t>Changed / new</w:t>
+            </w:r>
+          </w:p>
+        </w:tc>
+        <w:tc>
+          <w:tcPr>
+            <w:tcW w:type="dxa" w:w="4701"/>
+            <w:tcBorders>
+              <w:top w:val="single" w:color="C8D3CA" w:sz="4"/>
+              <w:left w:val="single" w:color="C8D3CA" w:sz="4"/>
+              <w:bottom w:val="single" w:color="C8D3CA" w:sz="4"/>
+              <w:right w:val="single" w:color="C8D3CA" w:sz="4"/>
+            </w:tcBorders>
+            <w:tcMar>
+              <w:top w:type="dxa" w:w="60"/>
+              <w:left w:type="dxa" w:w="100"/>
+              <w:bottom w:type="dxa" w:w="60"/>
+              <w:right w:type="dxa" w:w="100"/>
+            </w:tcMar>
+          </w:tcPr>
+          <w:p>
+            <w:r>
+              <w:rPr>
+                <w:sz w:val="19"/>
+                <w:szCs w:val="19"/>
+              </w:rPr>
+              <w:t>Over today’s share, the card leads with the amount a day from tomorrow and the status agrees; past the budget the ring is red with a negative percentage.</w:t>
+            </w:r>
+          </w:p>
+        </w:tc>
+        <w:tc>
+          <w:tcPr>
+            <w:tcW w:type="dxa" w:w="1647"/>
+            <w:tcBorders>
+              <w:top w:val="single" w:color="C8D3CA" w:sz="4"/>
+              <w:left w:val="single" w:color="C8D3CA" w:sz="4"/>
+              <w:bottom w:val="single" w:color="C8D3CA" w:sz="4"/>
+              <w:right w:val="single" w:color="C8D3CA" w:sz="4"/>
+            </w:tcBorders>
+            <w:tcMar>
+              <w:top w:type="dxa" w:w="60"/>
+              <w:left w:type="dxa" w:w="100"/>
+              <w:bottom w:type="dxa" w:w="60"/>
+              <w:right w:type="dxa" w:w="100"/>
+            </w:tcMar>
+          </w:tcPr>
+          <w:p>
+            <w:r>
+              <w:rPr>
+                <w:sz w:val="19"/>
+                <w:szCs w:val="19"/>
+              </w:rPr>
+              <w:t>D-98</w:t>
+            </w:r>
+          </w:p>
+        </w:tc>
+      </w:tr>
+      <w:tr>
+        <w:trPr>
+          <w:cantSplit/>
+        </w:trPr>
+        <w:tc>
+          <w:tcPr>
+            <w:tcW w:type="dxa" w:w="2115"/>
+            <w:tcBorders>
+              <w:top w:val="single" w:color="C8D3CA" w:sz="4"/>
+              <w:left w:val="single" w:color="C8D3CA" w:sz="4"/>
+              <w:bottom w:val="single" w:color="C8D3CA" w:sz="4"/>
+              <w:right w:val="single" w:color="C8D3CA" w:sz="4"/>
+            </w:tcBorders>
+            <w:tcMar>
+              <w:top w:type="dxa" w:w="60"/>
+              <w:left w:type="dxa" w:w="100"/>
+              <w:bottom w:type="dxa" w:w="60"/>
+              <w:right w:type="dxa" w:w="100"/>
+            </w:tcMar>
+          </w:tcPr>
+          <w:p>
+            <w:r>
+              <w:rPr>
+                <w:sz w:val="19"/>
+                <w:szCs w:val="19"/>
+              </w:rPr>
+              <w:t>FR-WAL-01 to 04, BR-30, BR-31, AC-62, AC-63 (v1.7)</w:t>
+            </w:r>
+          </w:p>
+        </w:tc>
+        <w:tc>
+          <w:tcPr>
+            <w:tcW w:type="dxa" w:w="1175"/>
+            <w:tcBorders>
+              <w:top w:val="single" w:color="C8D3CA" w:sz="4"/>
+              <w:left w:val="single" w:color="C8D3CA" w:sz="4"/>
+              <w:bottom w:val="single" w:color="C8D3CA" w:sz="4"/>
+              <w:right w:val="single" w:color="C8D3CA" w:sz="4"/>
+            </w:tcBorders>
+            <w:tcMar>
+              <w:top w:type="dxa" w:w="60"/>
+              <w:left w:type="dxa" w:w="100"/>
+              <w:bottom w:type="dxa" w:w="60"/>
+              <w:right w:type="dxa" w:w="100"/>
+            </w:tcMar>
+          </w:tcPr>
+          <w:p>
+            <w:r>
+              <w:rPr>
+                <w:sz w:val="19"/>
+                <w:szCs w:val="19"/>
+              </w:rPr>
+              <w:t>Removed</w:t>
+            </w:r>
+          </w:p>
+        </w:tc>
+        <w:tc>
+          <w:tcPr>
+            <w:tcW w:type="dxa" w:w="4701"/>
+            <w:tcBorders>
+              <w:top w:val="single" w:color="C8D3CA" w:sz="4"/>
+              <w:left w:val="single" w:color="C8D3CA" w:sz="4"/>
+              <w:bottom w:val="single" w:color="C8D3CA" w:sz="4"/>
+              <w:right w:val="single" w:color="C8D3CA" w:sz="4"/>
+            </w:tcBorders>
+            <w:tcMar>
+              <w:top w:type="dxa" w:w="60"/>
+              <w:left w:type="dxa" w:w="100"/>
+              <w:bottom w:type="dxa" w:w="60"/>
+              <w:right w:type="dxa" w:w="100"/>
+            </w:tcMar>
+          </w:tcPr>
+          <w:p>
+            <w:r>
+              <w:rPr>
+                <w:sz w:val="19"/>
+                <w:szCs w:val="19"/>
+              </w:rPr>
+              <w:t>Wallet check taken out of 0.1 to keep the app small; its IDs are not reused and existing wallet-check records still sync and export.</w:t>
+            </w:r>
+          </w:p>
+        </w:tc>
+        <w:tc>
+          <w:tcPr>
+            <w:tcW w:type="dxa" w:w="1647"/>
+            <w:tcBorders>
+              <w:top w:val="single" w:color="C8D3CA" w:sz="4"/>
+              <w:left w:val="single" w:color="C8D3CA" w:sz="4"/>
+              <w:bottom w:val="single" w:color="C8D3CA" w:sz="4"/>
+              <w:right w:val="single" w:color="C8D3CA" w:sz="4"/>
+            </w:tcBorders>
+            <w:tcMar>
+              <w:top w:type="dxa" w:w="60"/>
+              <w:left w:type="dxa" w:w="100"/>
+              <w:bottom w:type="dxa" w:w="60"/>
+              <w:right w:type="dxa" w:w="100"/>
+            </w:tcMar>
+          </w:tcPr>
+          <w:p>
+            <w:r>
+              <w:rPr>
+                <w:sz w:val="19"/>
+                <w:szCs w:val="19"/>
+              </w:rPr>
+              <w:t>D-99</w:t>
             </w:r>
           </w:p>
         </w:tc>

--- a/docs/requirements/Brokely_Software_Requirements_Specification_v1.7.docx
+++ b/docs/requirements/Brokely_Software_Requirements_Specification_v1.7.docx
@@ -1391,7 +1391,7 @@
                 <w:sz w:val="19"/>
                 <w:szCs w:val="19"/>
               </w:rPr>
-              <w:t>Built app brought into the requirements (D-28 to D-97, R-14). New: daily guide and left to spend today on Home (D-58, D-95), category heads-up in Insights (D-96), dark mode (D-32), account linking rules (D-73, D-83), debts from before in quick start (D-41), suggestions never set amounts (D-46), money tips (D-67), privacy notice, terms and no Android Auto Backup (D-92, D-93, D-97). Notifications move to 0.1 (D-94). New FR-ACC-08, FR-ACC-09, FR-PLN-22, FR-PLN-23, FR-TXN-12, FR-INS-09 to 11, FR-NOT-08, FR-NOT-09, BR-32 to BR-35, NFR-21, NFR-22, AC-64 to AC-70. Changed: FR-PLN-05, FR-CAT-01, FR-MAS-01, FR-MAS-08, FR-NOT-01 to 07, NFR-06, NFR-20, AC-02, AC-54. See section 15. Same day, after a phone review: the today card switches to the amount a day from tomorrow once today is over, and the ring turns red past the budget (D-98, new FR-INS-12, AC-71); the wallet check is removed to keep 0.1 small (D-99: FR-WAL-01 to 04, BR-30, BR-31, AC-62, AC-63 removed).</w:t>
+              <w:t>Built app brought into the requirements (D-28 to D-97, R-14). New: daily guide and left to spend today on Home (D-58, D-95), category heads-up in Insights (D-96), dark mode (D-32), account linking rules (D-73, D-83), debts from before in quick start (D-41), suggestions never set amounts (D-46), money tips (D-67), privacy notice, terms and no Android Auto Backup (D-92, D-93, D-97). Notifications move to 0.1 (D-94). New FR-ACC-08, FR-ACC-09, FR-PLN-22, FR-PLN-23, FR-TXN-12, FR-INS-09 to 11, FR-NOT-08, FR-NOT-09, BR-32 to BR-35, NFR-21, NFR-22, AC-64 to AC-70. Changed: FR-PLN-05, FR-CAT-01, FR-MAS-01, FR-MAS-08, FR-NOT-01 to 07, NFR-06, NFR-20, AC-02, AC-54. See section 15. Same day, after a phone review: the today card switches to the amount a day from tomorrow once today is over, and the ring turns red past the budget (D-98, new FR-INS-12, AC-71); the wallet check is removed to keep 0.1 small (D-99: FR-WAL-01 to 04, BR-30, BR-31, AC-62, AC-63 removed). FR-ACC-05: dates follow the phone’s time zone (D-101).</w:t>
             </w:r>
           </w:p>
         </w:tc>
@@ -5109,7 +5109,7 @@
                 <w:sz w:val="19"/>
                 <w:szCs w:val="19"/>
               </w:rPr>
-              <w:t xml:space="preserve">The app MUST let the student set time zone and first day of the week. Currency is fixed to MYR.</w:t>
+              <w:t>The app MUST let the student set the first day of the week. Dates follow the phone’s time zone; there is no separate time zone setting (D-101). Currency is fixed to MYR.</w:t>
             </w:r>
           </w:p>
         </w:tc>
@@ -22051,7 +22051,7 @@
                 <w:sz w:val="19"/>
                 <w:szCs w:val="19"/>
               </w:rPr>
-              <w:t>Account optional (D-05). Notification settings stay on the phone (D-94)</w:t>
+              <w:t>Account optional (D-05). time_zone is kept but not used; dates follow the phone (D-101). Notification settings stay on the phone (D-94)</w:t>
             </w:r>
           </w:p>
         </w:tc>
@@ -48877,6 +48877,115 @@
                 <w:szCs w:val="19"/>
               </w:rPr>
               <w:t>D-99</w:t>
+            </w:r>
+          </w:p>
+        </w:tc>
+      </w:tr>
+      <w:tr>
+        <w:trPr>
+          <w:cantSplit/>
+        </w:trPr>
+        <w:tc>
+          <w:tcPr>
+            <w:tcW w:type="dxa" w:w="2115"/>
+            <w:tcBorders>
+              <w:top w:val="single" w:color="C8D3CA" w:sz="4"/>
+              <w:left w:val="single" w:color="C8D3CA" w:sz="4"/>
+              <w:bottom w:val="single" w:color="C8D3CA" w:sz="4"/>
+              <w:right w:val="single" w:color="C8D3CA" w:sz="4"/>
+            </w:tcBorders>
+            <w:tcMar>
+              <w:top w:type="dxa" w:w="60"/>
+              <w:left w:type="dxa" w:w="100"/>
+              <w:bottom w:type="dxa" w:w="60"/>
+              <w:right w:type="dxa" w:w="100"/>
+            </w:tcMar>
+          </w:tcPr>
+          <w:p>
+            <w:r>
+              <w:rPr>
+                <w:sz w:val="19"/>
+                <w:szCs w:val="19"/>
+              </w:rPr>
+              <w:t>FR-ACC-05 (v1.7)</w:t>
+            </w:r>
+          </w:p>
+        </w:tc>
+        <w:tc>
+          <w:tcPr>
+            <w:tcW w:type="dxa" w:w="1175"/>
+            <w:tcBorders>
+              <w:top w:val="single" w:color="C8D3CA" w:sz="4"/>
+              <w:left w:val="single" w:color="C8D3CA" w:sz="4"/>
+              <w:bottom w:val="single" w:color="C8D3CA" w:sz="4"/>
+              <w:right w:val="single" w:color="C8D3CA" w:sz="4"/>
+            </w:tcBorders>
+            <w:tcMar>
+              <w:top w:type="dxa" w:w="60"/>
+              <w:left w:type="dxa" w:w="100"/>
+              <w:bottom w:type="dxa" w:w="60"/>
+              <w:right w:type="dxa" w:w="100"/>
+            </w:tcMar>
+          </w:tcPr>
+          <w:p>
+            <w:r>
+              <w:rPr>
+                <w:sz w:val="19"/>
+                <w:szCs w:val="19"/>
+              </w:rPr>
+              <w:t>Changed</w:t>
+            </w:r>
+          </w:p>
+        </w:tc>
+        <w:tc>
+          <w:tcPr>
+            <w:tcW w:type="dxa" w:w="4701"/>
+            <w:tcBorders>
+              <w:top w:val="single" w:color="C8D3CA" w:sz="4"/>
+              <w:left w:val="single" w:color="C8D3CA" w:sz="4"/>
+              <w:bottom w:val="single" w:color="C8D3CA" w:sz="4"/>
+              <w:right w:val="single" w:color="C8D3CA" w:sz="4"/>
+            </w:tcBorders>
+            <w:tcMar>
+              <w:top w:type="dxa" w:w="60"/>
+              <w:left w:type="dxa" w:w="100"/>
+              <w:bottom w:type="dxa" w:w="60"/>
+              <w:right w:type="dxa" w:w="100"/>
+            </w:tcMar>
+          </w:tcPr>
+          <w:p>
+            <w:r>
+              <w:rPr>
+                <w:sz w:val="19"/>
+                <w:szCs w:val="19"/>
+              </w:rPr>
+              <w:t>No time zone setting: dates follow the phone’s time zone; the student still sets the first day of the week.</w:t>
+            </w:r>
+          </w:p>
+        </w:tc>
+        <w:tc>
+          <w:tcPr>
+            <w:tcW w:type="dxa" w:w="1647"/>
+            <w:tcBorders>
+              <w:top w:val="single" w:color="C8D3CA" w:sz="4"/>
+              <w:left w:val="single" w:color="C8D3CA" w:sz="4"/>
+              <w:bottom w:val="single" w:color="C8D3CA" w:sz="4"/>
+              <w:right w:val="single" w:color="C8D3CA" w:sz="4"/>
+            </w:tcBorders>
+            <w:tcMar>
+              <w:top w:type="dxa" w:w="60"/>
+              <w:left w:type="dxa" w:w="100"/>
+              <w:bottom w:type="dxa" w:w="60"/>
+              <w:right w:type="dxa" w:w="100"/>
+            </w:tcMar>
+          </w:tcPr>
+          <w:p>
+            <w:r>
+              <w:rPr>
+                <w:sz w:val="19"/>
+                <w:szCs w:val="19"/>
+              </w:rPr>
+              <w:t>D-101</w:t>
             </w:r>
           </w:p>
         </w:tc>

--- a/docs/requirements/Brokely_Software_Requirements_Specification_v1.7.docx
+++ b/docs/requirements/Brokely_Software_Requirements_Specification_v1.7.docx
@@ -12902,7 +12902,7 @@
                 <w:sz w:val="19"/>
                 <w:szCs w:val="19"/>
               </w:rPr>
-              <w:t>Insights MUST show a heads-up when an optional category has more spending this cycle than Meals (or, without Meals, the essential with the most spending), or more than its allocation (BR-34): the numbers, one suggested step and a way to see its records. Essentials and set-asides are never flagged (D-96).</w:t>
+              <w:t>Insights MUST show a heads-up when an optional category has more spending this cycle than Meals (or, without Meals, the essential with the most spending), or more than its allocation (BR-34): the numbers, one suggested step and a way to see its records. Essentials and set-asides are never flagged (D-96). The student MUST be able to hide a heads-up (with Undo); it stays hidden on that phone until the gap grows by another RM20, and a new cycle starts fresh (D-102).</w:t>
             </w:r>
           </w:p>
         </w:tc>
@@ -12954,7 +12954,7 @@
                 <w:sz w:val="19"/>
                 <w:szCs w:val="19"/>
               </w:rPr>
-              <w:t>AC-65</w:t>
+              <w:t>AC-65, AC-72</w:t>
             </w:r>
           </w:p>
         </w:tc>
@@ -31068,6 +31068,89 @@
           </w:p>
         </w:tc>
       </w:tr>
+      <w:tr>
+        <w:trPr>
+          <w:cantSplit/>
+        </w:trPr>
+        <w:tc>
+          <w:tcPr>
+            <w:tcW w:type="dxa" w:w="957"/>
+            <w:tcBorders>
+              <w:top w:val="single" w:color="C8D3CA" w:sz="4"/>
+              <w:left w:val="single" w:color="C8D3CA" w:sz="4"/>
+              <w:bottom w:val="single" w:color="C8D3CA" w:sz="4"/>
+              <w:right w:val="single" w:color="C8D3CA" w:sz="4"/>
+            </w:tcBorders>
+            <w:tcMar>
+              <w:top w:type="dxa" w:w="60"/>
+              <w:left w:type="dxa" w:w="100"/>
+              <w:bottom w:type="dxa" w:w="60"/>
+              <w:right w:type="dxa" w:w="100"/>
+            </w:tcMar>
+          </w:tcPr>
+          <w:p>
+            <w:r>
+              <w:rPr>
+                <w:sz w:val="19"/>
+                <w:szCs w:val="19"/>
+              </w:rPr>
+              <w:t>AC-72</w:t>
+            </w:r>
+          </w:p>
+        </w:tc>
+        <w:tc>
+          <w:tcPr>
+            <w:tcW w:type="dxa" w:w="4340"/>
+            <w:tcBorders>
+              <w:top w:val="single" w:color="C8D3CA" w:sz="4"/>
+              <w:left w:val="single" w:color="C8D3CA" w:sz="4"/>
+              <w:bottom w:val="single" w:color="C8D3CA" w:sz="4"/>
+              <w:right w:val="single" w:color="C8D3CA" w:sz="4"/>
+            </w:tcBorders>
+            <w:tcMar>
+              <w:top w:type="dxa" w:w="60"/>
+              <w:left w:type="dxa" w:w="100"/>
+              <w:bottom w:type="dxa" w:w="60"/>
+              <w:right w:type="dxa" w:w="100"/>
+            </w:tcMar>
+          </w:tcPr>
+          <w:p>
+            <w:r>
+              <w:rPr>
+                <w:sz w:val="19"/>
+                <w:szCs w:val="19"/>
+              </w:rPr>
+              <w:t>After AC-65, tap ✕ on the Fun &amp; trips heads-up; then tap Undo. Hide it again, then spend RM19.99 more on Fun &amp; trips, then RM0.01 more.</w:t>
+            </w:r>
+          </w:p>
+        </w:tc>
+        <w:tc>
+          <w:tcPr>
+            <w:tcW w:type="dxa" w:w="4341"/>
+            <w:tcBorders>
+              <w:top w:val="single" w:color="C8D3CA" w:sz="4"/>
+              <w:left w:val="single" w:color="C8D3CA" w:sz="4"/>
+              <w:bottom w:val="single" w:color="C8D3CA" w:sz="4"/>
+              <w:right w:val="single" w:color="C8D3CA" w:sz="4"/>
+            </w:tcBorders>
+            <w:tcMar>
+              <w:top w:type="dxa" w:w="60"/>
+              <w:left w:type="dxa" w:w="100"/>
+              <w:bottom w:type="dxa" w:w="60"/>
+              <w:right w:type="dxa" w:w="100"/>
+            </w:tcMar>
+          </w:tcPr>
+          <w:p>
+            <w:r>
+              <w:rPr>
+                <w:sz w:val="19"/>
+                <w:szCs w:val="19"/>
+              </w:rPr>
+              <w:t>The card goes and Undo brings it back. Hidden again, it stays away at RM19.99 more and comes back once the gap has grown by RM20.00.</w:t>
+            </w:r>
+          </w:p>
+        </w:tc>
+      </w:tr>
     </w:tbl>
     <w:p>
       <w:pPr>
@@ -39126,7 +39209,7 @@
                 <w:sz w:val="19"/>
                 <w:szCs w:val="19"/>
               </w:rPr>
-              <w:t>AC-65</w:t>
+              <w:t>AC-65, AC-72</w:t>
             </w:r>
           </w:p>
         </w:tc>
@@ -42925,7 +43008,7 @@
                 <w:sz w:val="19"/>
                 <w:szCs w:val="19"/>
               </w:rPr>
-              <w:t>Every 0.1 MUST requirement passes; AC-01 to AC-30, AC-39 to AC-41, AC-47 to AC-49, AC-52 to AC-61 and AC-64 to AC-71 pass; NFR-01 to NFR-12, NFR-14, NFR-15, NFR-18 and NFR-20 to NFR-22 verified.</w:t>
+              <w:t>Every 0.1 MUST requirement passes; AC-01 to AC-30, AC-39 to AC-41, AC-47 to AC-49, AC-52 to AC-61 and AC-64 to AC-72 pass; NFR-01 to NFR-12, NFR-14, NFR-15, NFR-18 and NFR-20 to NFR-22 verified.</w:t>
             </w:r>
           </w:p>
         </w:tc>
@@ -48986,6 +49069,115 @@
                 <w:szCs w:val="19"/>
               </w:rPr>
               <w:t>D-101</w:t>
+            </w:r>
+          </w:p>
+        </w:tc>
+      </w:tr>
+      <w:tr>
+        <w:trPr>
+          <w:cantSplit/>
+        </w:trPr>
+        <w:tc>
+          <w:tcPr>
+            <w:tcW w:type="dxa" w:w="2115"/>
+            <w:tcBorders>
+              <w:top w:val="single" w:color="C8D3CA" w:sz="4"/>
+              <w:left w:val="single" w:color="C8D3CA" w:sz="4"/>
+              <w:bottom w:val="single" w:color="C8D3CA" w:sz="4"/>
+              <w:right w:val="single" w:color="C8D3CA" w:sz="4"/>
+            </w:tcBorders>
+            <w:tcMar>
+              <w:top w:type="dxa" w:w="60"/>
+              <w:left w:type="dxa" w:w="100"/>
+              <w:bottom w:type="dxa" w:w="60"/>
+              <w:right w:type="dxa" w:w="100"/>
+            </w:tcMar>
+          </w:tcPr>
+          <w:p>
+            <w:r>
+              <w:rPr>
+                <w:sz w:val="19"/>
+                <w:szCs w:val="19"/>
+              </w:rPr>
+              <w:t>FR-INS-11, AC-72 (v1.7)</w:t>
+            </w:r>
+          </w:p>
+        </w:tc>
+        <w:tc>
+          <w:tcPr>
+            <w:tcW w:type="dxa" w:w="1175"/>
+            <w:tcBorders>
+              <w:top w:val="single" w:color="C8D3CA" w:sz="4"/>
+              <w:left w:val="single" w:color="C8D3CA" w:sz="4"/>
+              <w:bottom w:val="single" w:color="C8D3CA" w:sz="4"/>
+              <w:right w:val="single" w:color="C8D3CA" w:sz="4"/>
+            </w:tcBorders>
+            <w:tcMar>
+              <w:top w:type="dxa" w:w="60"/>
+              <w:left w:type="dxa" w:w="100"/>
+              <w:bottom w:type="dxa" w:w="60"/>
+              <w:right w:type="dxa" w:w="100"/>
+            </w:tcMar>
+          </w:tcPr>
+          <w:p>
+            <w:r>
+              <w:rPr>
+                <w:sz w:val="19"/>
+                <w:szCs w:val="19"/>
+              </w:rPr>
+              <w:t>Changed / new</w:t>
+            </w:r>
+          </w:p>
+        </w:tc>
+        <w:tc>
+          <w:tcPr>
+            <w:tcW w:type="dxa" w:w="4701"/>
+            <w:tcBorders>
+              <w:top w:val="single" w:color="C8D3CA" w:sz="4"/>
+              <w:left w:val="single" w:color="C8D3CA" w:sz="4"/>
+              <w:bottom w:val="single" w:color="C8D3CA" w:sz="4"/>
+              <w:right w:val="single" w:color="C8D3CA" w:sz="4"/>
+            </w:tcBorders>
+            <w:tcMar>
+              <w:top w:type="dxa" w:w="60"/>
+              <w:left w:type="dxa" w:w="100"/>
+              <w:bottom w:type="dxa" w:w="60"/>
+              <w:right w:type="dxa" w:w="100"/>
+            </w:tcMar>
+          </w:tcPr>
+          <w:p>
+            <w:r>
+              <w:rPr>
+                <w:sz w:val="19"/>
+                <w:szCs w:val="19"/>
+              </w:rPr>
+              <w:t>A heads-up can be hidden; it returns only if the gap grows by another RM20.</w:t>
+            </w:r>
+          </w:p>
+        </w:tc>
+        <w:tc>
+          <w:tcPr>
+            <w:tcW w:type="dxa" w:w="1647"/>
+            <w:tcBorders>
+              <w:top w:val="single" w:color="C8D3CA" w:sz="4"/>
+              <w:left w:val="single" w:color="C8D3CA" w:sz="4"/>
+              <w:bottom w:val="single" w:color="C8D3CA" w:sz="4"/>
+              <w:right w:val="single" w:color="C8D3CA" w:sz="4"/>
+            </w:tcBorders>
+            <w:tcMar>
+              <w:top w:type="dxa" w:w="60"/>
+              <w:left w:type="dxa" w:w="100"/>
+              <w:bottom w:type="dxa" w:w="60"/>
+              <w:right w:type="dxa" w:w="100"/>
+            </w:tcMar>
+          </w:tcPr>
+          <w:p>
+            <w:r>
+              <w:rPr>
+                <w:sz w:val="19"/>
+                <w:szCs w:val="19"/>
+              </w:rPr>
+              <w:t>D-102</w:t>
             </w:r>
           </w:p>
         </w:tc>

--- a/docs/requirements/Brokely_Software_Requirements_Specification_v1.7.docx
+++ b/docs/requirements/Brokely_Software_Requirements_Specification_v1.7.docx
@@ -11603,6 +11603,115 @@
           </w:p>
         </w:tc>
       </w:tr>
+      <w:tr>
+        <w:trPr>
+          <w:cantSplit/>
+        </w:trPr>
+        <w:tc>
+          <w:tcPr>
+            <w:tcW w:type="dxa" w:w="1451"/>
+            <w:tcBorders>
+              <w:top w:val="single" w:color="C8D3CA" w:sz="4"/>
+              <w:left w:val="single" w:color="C8D3CA" w:sz="4"/>
+              <w:bottom w:val="single" w:color="C8D3CA" w:sz="4"/>
+              <w:right w:val="single" w:color="C8D3CA" w:sz="4"/>
+            </w:tcBorders>
+            <w:tcMar>
+              <w:top w:type="dxa" w:w="60"/>
+              <w:left w:type="dxa" w:w="100"/>
+              <w:bottom w:type="dxa" w:w="60"/>
+              <w:right w:type="dxa" w:w="100"/>
+            </w:tcMar>
+          </w:tcPr>
+          <w:p>
+            <w:r>
+              <w:rPr>
+                <w:sz w:val="19"/>
+                <w:szCs w:val="19"/>
+              </w:rPr>
+              <w:t>FR-DEBT-07</w:t>
+            </w:r>
+          </w:p>
+        </w:tc>
+        <w:tc>
+          <w:tcPr>
+            <w:tcW w:type="dxa" w:w="6038"/>
+            <w:tcBorders>
+              <w:top w:val="single" w:color="C8D3CA" w:sz="4"/>
+              <w:left w:val="single" w:color="C8D3CA" w:sz="4"/>
+              <w:bottom w:val="single" w:color="C8D3CA" w:sz="4"/>
+              <w:right w:val="single" w:color="C8D3CA" w:sz="4"/>
+            </w:tcBorders>
+            <w:tcMar>
+              <w:top w:type="dxa" w:w="60"/>
+              <w:left w:type="dxa" w:w="100"/>
+              <w:bottom w:type="dxa" w:w="60"/>
+              <w:right w:type="dxa" w:w="100"/>
+            </w:tcMar>
+          </w:tcPr>
+          <w:p>
+            <w:r>
+              <w:rPr>
+                <w:sz w:val="19"/>
+                <w:szCs w:val="19"/>
+              </w:rPr>
+              <w:t>When lending or borrowing, and later on the debt's page, the student MAY set a “pay back by” date (No date, In a week, End of month or any date), change it or remove it; the debt-due reminder uses it (D-103).</w:t>
+            </w:r>
+          </w:p>
+        </w:tc>
+        <w:tc>
+          <w:tcPr>
+            <w:tcW w:type="dxa" w:w="696"/>
+            <w:tcBorders>
+              <w:top w:val="single" w:color="C8D3CA" w:sz="4"/>
+              <w:left w:val="single" w:color="C8D3CA" w:sz="4"/>
+              <w:bottom w:val="single" w:color="C8D3CA" w:sz="4"/>
+              <w:right w:val="single" w:color="C8D3CA" w:sz="4"/>
+            </w:tcBorders>
+            <w:tcMar>
+              <w:top w:type="dxa" w:w="60"/>
+              <w:left w:type="dxa" w:w="100"/>
+              <w:bottom w:type="dxa" w:w="60"/>
+              <w:right w:type="dxa" w:w="100"/>
+            </w:tcMar>
+          </w:tcPr>
+          <w:p>
+            <w:r>
+              <w:rPr>
+                <w:sz w:val="19"/>
+                <w:szCs w:val="19"/>
+              </w:rPr>
+              <w:t>0.1</w:t>
+            </w:r>
+          </w:p>
+        </w:tc>
+        <w:tc>
+          <w:tcPr>
+            <w:tcW w:type="dxa" w:w="1453"/>
+            <w:tcBorders>
+              <w:top w:val="single" w:color="C8D3CA" w:sz="4"/>
+              <w:left w:val="single" w:color="C8D3CA" w:sz="4"/>
+              <w:bottom w:val="single" w:color="C8D3CA" w:sz="4"/>
+              <w:right w:val="single" w:color="C8D3CA" w:sz="4"/>
+            </w:tcBorders>
+            <w:tcMar>
+              <w:top w:type="dxa" w:w="60"/>
+              <w:left w:type="dxa" w:w="100"/>
+              <w:bottom w:type="dxa" w:w="60"/>
+              <w:right w:type="dxa" w:w="100"/>
+            </w:tcMar>
+          </w:tcPr>
+          <w:p>
+            <w:r>
+              <w:rPr>
+                <w:sz w:val="19"/>
+                <w:szCs w:val="19"/>
+              </w:rPr>
+              <w:t>AC-73</w:t>
+            </w:r>
+          </w:p>
+        </w:tc>
+      </w:tr>
     </w:tbl>
     <w:p>
       <w:pPr>
@@ -31151,6 +31260,89 @@
           </w:p>
         </w:tc>
       </w:tr>
+      <w:tr>
+        <w:trPr>
+          <w:cantSplit/>
+        </w:trPr>
+        <w:tc>
+          <w:tcPr>
+            <w:tcW w:type="dxa" w:w="957"/>
+            <w:tcBorders>
+              <w:top w:val="single" w:color="C8D3CA" w:sz="4"/>
+              <w:left w:val="single" w:color="C8D3CA" w:sz="4"/>
+              <w:bottom w:val="single" w:color="C8D3CA" w:sz="4"/>
+              <w:right w:val="single" w:color="C8D3CA" w:sz="4"/>
+            </w:tcBorders>
+            <w:tcMar>
+              <w:top w:type="dxa" w:w="60"/>
+              <w:left w:type="dxa" w:w="100"/>
+              <w:bottom w:type="dxa" w:w="60"/>
+              <w:right w:type="dxa" w:w="100"/>
+            </w:tcMar>
+          </w:tcPr>
+          <w:p>
+            <w:r>
+              <w:rPr>
+                <w:sz w:val="19"/>
+                <w:szCs w:val="19"/>
+              </w:rPr>
+              <w:t>AC-73</w:t>
+            </w:r>
+          </w:p>
+        </w:tc>
+        <w:tc>
+          <w:tcPr>
+            <w:tcW w:type="dxa" w:w="4340"/>
+            <w:tcBorders>
+              <w:top w:val="single" w:color="C8D3CA" w:sz="4"/>
+              <w:left w:val="single" w:color="C8D3CA" w:sz="4"/>
+              <w:bottom w:val="single" w:color="C8D3CA" w:sz="4"/>
+              <w:right w:val="single" w:color="C8D3CA" w:sz="4"/>
+            </w:tcBorders>
+            <w:tcMar>
+              <w:top w:type="dxa" w:w="60"/>
+              <w:left w:type="dxa" w:w="100"/>
+              <w:bottom w:type="dxa" w:w="60"/>
+              <w:right w:type="dxa" w:w="100"/>
+            </w:tcMar>
+          </w:tcPr>
+          <w:p>
+            <w:r>
+              <w:rPr>
+                <w:sz w:val="19"/>
+                <w:szCs w:val="19"/>
+              </w:rPr>
+              <w:t>On 23 Oct 2026, Add → More → I lent money: Aiman, RM50, tap “End of month”. Later open the debt and tap “No date”.</w:t>
+            </w:r>
+          </w:p>
+        </w:tc>
+        <w:tc>
+          <w:tcPr>
+            <w:tcW w:type="dxa" w:w="4341"/>
+            <w:tcBorders>
+              <w:top w:val="single" w:color="C8D3CA" w:sz="4"/>
+              <w:left w:val="single" w:color="C8D3CA" w:sz="4"/>
+              <w:bottom w:val="single" w:color="C8D3CA" w:sz="4"/>
+              <w:right w:val="single" w:color="C8D3CA" w:sz="4"/>
+            </w:tcBorders>
+            <w:tcMar>
+              <w:top w:type="dxa" w:w="60"/>
+              <w:left w:type="dxa" w:w="100"/>
+              <w:bottom w:type="dxa" w:w="60"/>
+              <w:right w:type="dxa" w:w="100"/>
+            </w:tcMar>
+          </w:tcPr>
+          <w:p>
+            <w:r>
+              <w:rPr>
+                <w:sz w:val="19"/>
+                <w:szCs w:val="19"/>
+              </w:rPr>
+              <w:t>The debt shows “Due 31 Oct” and a 9:00 reminder is planned for that day; after “No date” the due date and its reminder are gone. Both changes sync.</w:t>
+            </w:r>
+          </w:p>
+        </w:tc>
+      </w:tr>
     </w:tbl>
     <w:p>
       <w:pPr>
@@ -38327,6 +38519,89 @@
                 <w:sz w:val="19"/>
                 <w:szCs w:val="19"/>
               </w:rPr>
+              <w:t>FR-DEBT-07</w:t>
+            </w:r>
+          </w:p>
+        </w:tc>
+        <w:tc>
+          <w:tcPr>
+            <w:tcW w:type="dxa" w:w="1482"/>
+            <w:tcBorders>
+              <w:top w:val="single" w:color="C8D3CA" w:sz="4"/>
+              <w:left w:val="single" w:color="C8D3CA" w:sz="4"/>
+              <w:bottom w:val="single" w:color="C8D3CA" w:sz="4"/>
+              <w:right w:val="single" w:color="C8D3CA" w:sz="4"/>
+            </w:tcBorders>
+            <w:tcMar>
+              <w:top w:type="dxa" w:w="60"/>
+              <w:left w:type="dxa" w:w="100"/>
+              <w:bottom w:type="dxa" w:w="60"/>
+              <w:right w:type="dxa" w:w="100"/>
+            </w:tcMar>
+          </w:tcPr>
+          <w:p>
+            <w:r>
+              <w:rPr>
+                <w:sz w:val="19"/>
+                <w:szCs w:val="19"/>
+              </w:rPr>
+              <w:t>0.1</w:t>
+            </w:r>
+          </w:p>
+        </w:tc>
+        <w:tc>
+          <w:tcPr>
+            <w:tcW w:type="dxa" w:w="5932"/>
+            <w:tcBorders>
+              <w:top w:val="single" w:color="C8D3CA" w:sz="4"/>
+              <w:left w:val="single" w:color="C8D3CA" w:sz="4"/>
+              <w:bottom w:val="single" w:color="C8D3CA" w:sz="4"/>
+              <w:right w:val="single" w:color="C8D3CA" w:sz="4"/>
+            </w:tcBorders>
+            <w:tcMar>
+              <w:top w:type="dxa" w:w="60"/>
+              <w:left w:type="dxa" w:w="100"/>
+              <w:bottom w:type="dxa" w:w="60"/>
+              <w:right w:type="dxa" w:w="100"/>
+            </w:tcMar>
+          </w:tcPr>
+          <w:p>
+            <w:r>
+              <w:rPr>
+                <w:sz w:val="19"/>
+                <w:szCs w:val="19"/>
+              </w:rPr>
+              <w:t>AC-73</w:t>
+            </w:r>
+          </w:p>
+        </w:tc>
+      </w:tr>
+      <w:tr>
+        <w:trPr>
+          <w:cantSplit/>
+        </w:trPr>
+        <w:tc>
+          <w:tcPr>
+            <w:tcW w:type="dxa" w:w="2224"/>
+            <w:tcBorders>
+              <w:top w:val="single" w:color="C8D3CA" w:sz="4"/>
+              <w:left w:val="single" w:color="C8D3CA" w:sz="4"/>
+              <w:bottom w:val="single" w:color="C8D3CA" w:sz="4"/>
+              <w:right w:val="single" w:color="C8D3CA" w:sz="4"/>
+            </w:tcBorders>
+            <w:tcMar>
+              <w:top w:type="dxa" w:w="60"/>
+              <w:left w:type="dxa" w:w="100"/>
+              <w:bottom w:type="dxa" w:w="60"/>
+              <w:right w:type="dxa" w:w="100"/>
+            </w:tcMar>
+          </w:tcPr>
+          <w:p>
+            <w:r>
+              <w:rPr>
+                <w:sz w:val="19"/>
+                <w:szCs w:val="19"/>
+              </w:rPr>
               <w:t xml:space="preserve">FR-INS-01</w:t>
             </w:r>
           </w:p>
@@ -43008,7 +43283,7 @@
                 <w:sz w:val="19"/>
                 <w:szCs w:val="19"/>
               </w:rPr>
-              <w:t>Every 0.1 MUST requirement passes; AC-01 to AC-30, AC-39 to AC-41, AC-47 to AC-49, AC-52 to AC-61 and AC-64 to AC-72 pass; NFR-01 to NFR-12, NFR-14, NFR-15, NFR-18 and NFR-20 to NFR-22 verified.</w:t>
+              <w:t>Every 0.1 MUST requirement passes; AC-01 to AC-30, AC-39 to AC-41, AC-47 to AC-49, AC-52 to AC-61 and AC-64 to AC-73 pass; NFR-01 to NFR-12, NFR-14, NFR-15, NFR-18 and NFR-20 to NFR-22 verified.</w:t>
             </w:r>
           </w:p>
         </w:tc>
@@ -49178,6 +49453,115 @@
                 <w:szCs w:val="19"/>
               </w:rPr>
               <w:t>D-102</w:t>
+            </w:r>
+          </w:p>
+        </w:tc>
+      </w:tr>
+      <w:tr>
+        <w:trPr>
+          <w:cantSplit/>
+        </w:trPr>
+        <w:tc>
+          <w:tcPr>
+            <w:tcW w:type="dxa" w:w="2115"/>
+            <w:tcBorders>
+              <w:top w:val="single" w:color="C8D3CA" w:sz="4"/>
+              <w:left w:val="single" w:color="C8D3CA" w:sz="4"/>
+              <w:bottom w:val="single" w:color="C8D3CA" w:sz="4"/>
+              <w:right w:val="single" w:color="C8D3CA" w:sz="4"/>
+            </w:tcBorders>
+            <w:tcMar>
+              <w:top w:type="dxa" w:w="60"/>
+              <w:left w:type="dxa" w:w="100"/>
+              <w:bottom w:type="dxa" w:w="60"/>
+              <w:right w:type="dxa" w:w="100"/>
+            </w:tcMar>
+          </w:tcPr>
+          <w:p>
+            <w:r>
+              <w:rPr>
+                <w:sz w:val="19"/>
+                <w:szCs w:val="19"/>
+              </w:rPr>
+              <w:t>FR-DEBT-07, AC-73 (v1.7)</w:t>
+            </w:r>
+          </w:p>
+        </w:tc>
+        <w:tc>
+          <w:tcPr>
+            <w:tcW w:type="dxa" w:w="1175"/>
+            <w:tcBorders>
+              <w:top w:val="single" w:color="C8D3CA" w:sz="4"/>
+              <w:left w:val="single" w:color="C8D3CA" w:sz="4"/>
+              <w:bottom w:val="single" w:color="C8D3CA" w:sz="4"/>
+              <w:right w:val="single" w:color="C8D3CA" w:sz="4"/>
+            </w:tcBorders>
+            <w:tcMar>
+              <w:top w:type="dxa" w:w="60"/>
+              <w:left w:type="dxa" w:w="100"/>
+              <w:bottom w:type="dxa" w:w="60"/>
+              <w:right w:type="dxa" w:w="100"/>
+            </w:tcMar>
+          </w:tcPr>
+          <w:p>
+            <w:r>
+              <w:rPr>
+                <w:sz w:val="19"/>
+                <w:szCs w:val="19"/>
+              </w:rPr>
+              <w:t>New</w:t>
+            </w:r>
+          </w:p>
+        </w:tc>
+        <w:tc>
+          <w:tcPr>
+            <w:tcW w:type="dxa" w:w="4701"/>
+            <w:tcBorders>
+              <w:top w:val="single" w:color="C8D3CA" w:sz="4"/>
+              <w:left w:val="single" w:color="C8D3CA" w:sz="4"/>
+              <w:bottom w:val="single" w:color="C8D3CA" w:sz="4"/>
+              <w:right w:val="single" w:color="C8D3CA" w:sz="4"/>
+            </w:tcBorders>
+            <w:tcMar>
+              <w:top w:type="dxa" w:w="60"/>
+              <w:left w:type="dxa" w:w="100"/>
+              <w:bottom w:type="dxa" w:w="60"/>
+              <w:right w:type="dxa" w:w="100"/>
+            </w:tcMar>
+          </w:tcPr>
+          <w:p>
+            <w:r>
+              <w:rPr>
+                <w:sz w:val="19"/>
+                <w:szCs w:val="19"/>
+              </w:rPr>
+              <w:t>Pay-back date when lending or borrowing, editable on the debt.</w:t>
+            </w:r>
+          </w:p>
+        </w:tc>
+        <w:tc>
+          <w:tcPr>
+            <w:tcW w:type="dxa" w:w="1647"/>
+            <w:tcBorders>
+              <w:top w:val="single" w:color="C8D3CA" w:sz="4"/>
+              <w:left w:val="single" w:color="C8D3CA" w:sz="4"/>
+              <w:bottom w:val="single" w:color="C8D3CA" w:sz="4"/>
+              <w:right w:val="single" w:color="C8D3CA" w:sz="4"/>
+            </w:tcBorders>
+            <w:tcMar>
+              <w:top w:type="dxa" w:w="60"/>
+              <w:left w:type="dxa" w:w="100"/>
+              <w:bottom w:type="dxa" w:w="60"/>
+              <w:right w:type="dxa" w:w="100"/>
+            </w:tcMar>
+          </w:tcPr>
+          <w:p>
+            <w:r>
+              <w:rPr>
+                <w:sz w:val="19"/>
+                <w:szCs w:val="19"/>
+              </w:rPr>
+              <w:t>D-103</w:t>
             </w:r>
           </w:p>
         </w:tc>

--- a/docs/requirements/Brokely_Software_Requirements_Specification_v1.7.docx
+++ b/docs/requirements/Brokely_Software_Requirements_Specification_v1.7.docx
@@ -11712,6 +11712,115 @@
           </w:p>
         </w:tc>
       </w:tr>
+      <w:tr>
+        <w:trPr>
+          <w:cantSplit/>
+        </w:trPr>
+        <w:tc>
+          <w:tcPr>
+            <w:tcW w:type="dxa" w:w="1451"/>
+            <w:tcBorders>
+              <w:top w:val="single" w:color="C8D3CA" w:sz="4"/>
+              <w:left w:val="single" w:color="C8D3CA" w:sz="4"/>
+              <w:bottom w:val="single" w:color="C8D3CA" w:sz="4"/>
+              <w:right w:val="single" w:color="C8D3CA" w:sz="4"/>
+            </w:tcBorders>
+            <w:tcMar>
+              <w:top w:type="dxa" w:w="60"/>
+              <w:left w:type="dxa" w:w="100"/>
+              <w:bottom w:type="dxa" w:w="60"/>
+              <w:right w:type="dxa" w:w="100"/>
+            </w:tcMar>
+          </w:tcPr>
+          <w:p>
+            <w:r>
+              <w:rPr>
+                <w:sz w:val="19"/>
+                <w:szCs w:val="19"/>
+              </w:rPr>
+              <w:t>FR-DEBT-08</w:t>
+            </w:r>
+          </w:p>
+        </w:tc>
+        <w:tc>
+          <w:tcPr>
+            <w:tcW w:type="dxa" w:w="6038"/>
+            <w:tcBorders>
+              <w:top w:val="single" w:color="C8D3CA" w:sz="4"/>
+              <w:left w:val="single" w:color="C8D3CA" w:sz="4"/>
+              <w:bottom w:val="single" w:color="C8D3CA" w:sz="4"/>
+              <w:right w:val="single" w:color="C8D3CA" w:sz="4"/>
+            </w:tcBorders>
+            <w:tcMar>
+              <w:top w:type="dxa" w:w="60"/>
+              <w:left w:type="dxa" w:w="100"/>
+              <w:bottom w:type="dxa" w:w="60"/>
+              <w:right w:type="dxa" w:w="100"/>
+            </w:tcMar>
+          </w:tcPr>
+          <w:p>
+            <w:r>
+              <w:rPr>
+                <w:sz w:val="19"/>
+                <w:szCs w:val="19"/>
+              </w:rPr>
+              <w:t>The category list in quick add (Spent) MUST end with “Paying someone back?”: the student’s open debts and a link to Debts. Choosing a debt opens its repayment with the typed amount, recorded as a repayment, never as spending (FR-DEBT-06, D-104).</w:t>
+            </w:r>
+          </w:p>
+        </w:tc>
+        <w:tc>
+          <w:tcPr>
+            <w:tcW w:type="dxa" w:w="696"/>
+            <w:tcBorders>
+              <w:top w:val="single" w:color="C8D3CA" w:sz="4"/>
+              <w:left w:val="single" w:color="C8D3CA" w:sz="4"/>
+              <w:bottom w:val="single" w:color="C8D3CA" w:sz="4"/>
+              <w:right w:val="single" w:color="C8D3CA" w:sz="4"/>
+            </w:tcBorders>
+            <w:tcMar>
+              <w:top w:type="dxa" w:w="60"/>
+              <w:left w:type="dxa" w:w="100"/>
+              <w:bottom w:type="dxa" w:w="60"/>
+              <w:right w:type="dxa" w:w="100"/>
+            </w:tcMar>
+          </w:tcPr>
+          <w:p>
+            <w:r>
+              <w:rPr>
+                <w:sz w:val="19"/>
+                <w:szCs w:val="19"/>
+              </w:rPr>
+              <w:t>0.1</w:t>
+            </w:r>
+          </w:p>
+        </w:tc>
+        <w:tc>
+          <w:tcPr>
+            <w:tcW w:type="dxa" w:w="1453"/>
+            <w:tcBorders>
+              <w:top w:val="single" w:color="C8D3CA" w:sz="4"/>
+              <w:left w:val="single" w:color="C8D3CA" w:sz="4"/>
+              <w:bottom w:val="single" w:color="C8D3CA" w:sz="4"/>
+              <w:right w:val="single" w:color="C8D3CA" w:sz="4"/>
+            </w:tcBorders>
+            <w:tcMar>
+              <w:top w:type="dxa" w:w="60"/>
+              <w:left w:type="dxa" w:w="100"/>
+              <w:bottom w:type="dxa" w:w="60"/>
+              <w:right w:type="dxa" w:w="100"/>
+            </w:tcMar>
+          </w:tcPr>
+          <w:p>
+            <w:r>
+              <w:rPr>
+                <w:sz w:val="19"/>
+                <w:szCs w:val="19"/>
+              </w:rPr>
+              <w:t>AC-74</w:t>
+            </w:r>
+          </w:p>
+        </w:tc>
+      </w:tr>
     </w:tbl>
     <w:p>
       <w:pPr>
@@ -31343,6 +31452,89 @@
           </w:p>
         </w:tc>
       </w:tr>
+      <w:tr>
+        <w:trPr>
+          <w:cantSplit/>
+        </w:trPr>
+        <w:tc>
+          <w:tcPr>
+            <w:tcW w:type="dxa" w:w="957"/>
+            <w:tcBorders>
+              <w:top w:val="single" w:color="C8D3CA" w:sz="4"/>
+              <w:left w:val="single" w:color="C8D3CA" w:sz="4"/>
+              <w:bottom w:val="single" w:color="C8D3CA" w:sz="4"/>
+              <w:right w:val="single" w:color="C8D3CA" w:sz="4"/>
+            </w:tcBorders>
+            <w:tcMar>
+              <w:top w:type="dxa" w:w="60"/>
+              <w:left w:type="dxa" w:w="100"/>
+              <w:bottom w:type="dxa" w:w="60"/>
+              <w:right w:type="dxa" w:w="100"/>
+            </w:tcMar>
+          </w:tcPr>
+          <w:p>
+            <w:r>
+              <w:rPr>
+                <w:sz w:val="19"/>
+                <w:szCs w:val="19"/>
+              </w:rPr>
+              <w:t>AC-74</w:t>
+            </w:r>
+          </w:p>
+        </w:tc>
+        <w:tc>
+          <w:tcPr>
+            <w:tcW w:type="dxa" w:w="4340"/>
+            <w:tcBorders>
+              <w:top w:val="single" w:color="C8D3CA" w:sz="4"/>
+              <w:left w:val="single" w:color="C8D3CA" w:sz="4"/>
+              <w:bottom w:val="single" w:color="C8D3CA" w:sz="4"/>
+              <w:right w:val="single" w:color="C8D3CA" w:sz="4"/>
+            </w:tcBorders>
+            <w:tcMar>
+              <w:top w:type="dxa" w:w="60"/>
+              <w:left w:type="dxa" w:w="100"/>
+              <w:bottom w:type="dxa" w:w="60"/>
+              <w:right w:type="dxa" w:w="100"/>
+            </w:tcMar>
+          </w:tcPr>
+          <w:p>
+            <w:r>
+              <w:rPr>
+                <w:sz w:val="19"/>
+                <w:szCs w:val="19"/>
+              </w:rPr>
+              <w:t>Owe Aiman RM30. Add → Spent, type 10, open Category, tap Aiman under “Paying someone back?”, save.</w:t>
+            </w:r>
+          </w:p>
+        </w:tc>
+        <w:tc>
+          <w:tcPr>
+            <w:tcW w:type="dxa" w:w="4341"/>
+            <w:tcBorders>
+              <w:top w:val="single" w:color="C8D3CA" w:sz="4"/>
+              <w:left w:val="single" w:color="C8D3CA" w:sz="4"/>
+              <w:bottom w:val="single" w:color="C8D3CA" w:sz="4"/>
+              <w:right w:val="single" w:color="C8D3CA" w:sz="4"/>
+            </w:tcBorders>
+            <w:tcMar>
+              <w:top w:type="dxa" w:w="60"/>
+              <w:left w:type="dxa" w:w="100"/>
+              <w:bottom w:type="dxa" w:w="60"/>
+              <w:right w:type="dxa" w:w="100"/>
+            </w:tcMar>
+          </w:tcPr>
+          <w:p>
+            <w:r>
+              <w:rPr>
+                <w:sz w:val="19"/>
+                <w:szCs w:val="19"/>
+              </w:rPr>
+              <w:t>The repayment sheet opens with RM10.00; after saving, Aiman’s debt is RM20 and spending and left in plan are unchanged.</w:t>
+            </w:r>
+          </w:p>
+        </w:tc>
+      </w:tr>
     </w:tbl>
     <w:p>
       <w:pPr>
@@ -38602,6 +38794,89 @@
                 <w:sz w:val="19"/>
                 <w:szCs w:val="19"/>
               </w:rPr>
+              <w:t>FR-DEBT-08</w:t>
+            </w:r>
+          </w:p>
+        </w:tc>
+        <w:tc>
+          <w:tcPr>
+            <w:tcW w:type="dxa" w:w="1482"/>
+            <w:tcBorders>
+              <w:top w:val="single" w:color="C8D3CA" w:sz="4"/>
+              <w:left w:val="single" w:color="C8D3CA" w:sz="4"/>
+              <w:bottom w:val="single" w:color="C8D3CA" w:sz="4"/>
+              <w:right w:val="single" w:color="C8D3CA" w:sz="4"/>
+            </w:tcBorders>
+            <w:tcMar>
+              <w:top w:type="dxa" w:w="60"/>
+              <w:left w:type="dxa" w:w="100"/>
+              <w:bottom w:type="dxa" w:w="60"/>
+              <w:right w:type="dxa" w:w="100"/>
+            </w:tcMar>
+          </w:tcPr>
+          <w:p>
+            <w:r>
+              <w:rPr>
+                <w:sz w:val="19"/>
+                <w:szCs w:val="19"/>
+              </w:rPr>
+              <w:t>0.1</w:t>
+            </w:r>
+          </w:p>
+        </w:tc>
+        <w:tc>
+          <w:tcPr>
+            <w:tcW w:type="dxa" w:w="5932"/>
+            <w:tcBorders>
+              <w:top w:val="single" w:color="C8D3CA" w:sz="4"/>
+              <w:left w:val="single" w:color="C8D3CA" w:sz="4"/>
+              <w:bottom w:val="single" w:color="C8D3CA" w:sz="4"/>
+              <w:right w:val="single" w:color="C8D3CA" w:sz="4"/>
+            </w:tcBorders>
+            <w:tcMar>
+              <w:top w:type="dxa" w:w="60"/>
+              <w:left w:type="dxa" w:w="100"/>
+              <w:bottom w:type="dxa" w:w="60"/>
+              <w:right w:type="dxa" w:w="100"/>
+            </w:tcMar>
+          </w:tcPr>
+          <w:p>
+            <w:r>
+              <w:rPr>
+                <w:sz w:val="19"/>
+                <w:szCs w:val="19"/>
+              </w:rPr>
+              <w:t>AC-74</w:t>
+            </w:r>
+          </w:p>
+        </w:tc>
+      </w:tr>
+      <w:tr>
+        <w:trPr>
+          <w:cantSplit/>
+        </w:trPr>
+        <w:tc>
+          <w:tcPr>
+            <w:tcW w:type="dxa" w:w="2224"/>
+            <w:tcBorders>
+              <w:top w:val="single" w:color="C8D3CA" w:sz="4"/>
+              <w:left w:val="single" w:color="C8D3CA" w:sz="4"/>
+              <w:bottom w:val="single" w:color="C8D3CA" w:sz="4"/>
+              <w:right w:val="single" w:color="C8D3CA" w:sz="4"/>
+            </w:tcBorders>
+            <w:tcMar>
+              <w:top w:type="dxa" w:w="60"/>
+              <w:left w:type="dxa" w:w="100"/>
+              <w:bottom w:type="dxa" w:w="60"/>
+              <w:right w:type="dxa" w:w="100"/>
+            </w:tcMar>
+          </w:tcPr>
+          <w:p>
+            <w:r>
+              <w:rPr>
+                <w:sz w:val="19"/>
+                <w:szCs w:val="19"/>
+              </w:rPr>
               <w:t xml:space="preserve">FR-INS-01</w:t>
             </w:r>
           </w:p>
@@ -43283,7 +43558,7 @@
                 <w:sz w:val="19"/>
                 <w:szCs w:val="19"/>
               </w:rPr>
-              <w:t>Every 0.1 MUST requirement passes; AC-01 to AC-30, AC-39 to AC-41, AC-47 to AC-49, AC-52 to AC-61 and AC-64 to AC-73 pass; NFR-01 to NFR-12, NFR-14, NFR-15, NFR-18 and NFR-20 to NFR-22 verified.</w:t>
+              <w:t>Every 0.1 MUST requirement passes; AC-01 to AC-30, AC-39 to AC-41, AC-47 to AC-49, AC-52 to AC-61 and AC-64 to AC-74 pass; NFR-01 to NFR-12, NFR-14, NFR-15, NFR-18 and NFR-20 to NFR-22 verified.</w:t>
             </w:r>
           </w:p>
         </w:tc>
@@ -49562,6 +49837,115 @@
                 <w:szCs w:val="19"/>
               </w:rPr>
               <w:t>D-103</w:t>
+            </w:r>
+          </w:p>
+        </w:tc>
+      </w:tr>
+      <w:tr>
+        <w:trPr>
+          <w:cantSplit/>
+        </w:trPr>
+        <w:tc>
+          <w:tcPr>
+            <w:tcW w:type="dxa" w:w="2115"/>
+            <w:tcBorders>
+              <w:top w:val="single" w:color="C8D3CA" w:sz="4"/>
+              <w:left w:val="single" w:color="C8D3CA" w:sz="4"/>
+              <w:bottom w:val="single" w:color="C8D3CA" w:sz="4"/>
+              <w:right w:val="single" w:color="C8D3CA" w:sz="4"/>
+            </w:tcBorders>
+            <w:tcMar>
+              <w:top w:type="dxa" w:w="60"/>
+              <w:left w:type="dxa" w:w="100"/>
+              <w:bottom w:type="dxa" w:w="60"/>
+              <w:right w:type="dxa" w:w="100"/>
+            </w:tcMar>
+          </w:tcPr>
+          <w:p>
+            <w:r>
+              <w:rPr>
+                <w:sz w:val="19"/>
+                <w:szCs w:val="19"/>
+              </w:rPr>
+              <w:t>FR-DEBT-08, AC-74 (v1.7)</w:t>
+            </w:r>
+          </w:p>
+        </w:tc>
+        <w:tc>
+          <w:tcPr>
+            <w:tcW w:type="dxa" w:w="1175"/>
+            <w:tcBorders>
+              <w:top w:val="single" w:color="C8D3CA" w:sz="4"/>
+              <w:left w:val="single" w:color="C8D3CA" w:sz="4"/>
+              <w:bottom w:val="single" w:color="C8D3CA" w:sz="4"/>
+              <w:right w:val="single" w:color="C8D3CA" w:sz="4"/>
+            </w:tcBorders>
+            <w:tcMar>
+              <w:top w:type="dxa" w:w="60"/>
+              <w:left w:type="dxa" w:w="100"/>
+              <w:bottom w:type="dxa" w:w="60"/>
+              <w:right w:type="dxa" w:w="100"/>
+            </w:tcMar>
+          </w:tcPr>
+          <w:p>
+            <w:r>
+              <w:rPr>
+                <w:sz w:val="19"/>
+                <w:szCs w:val="19"/>
+              </w:rPr>
+              <w:t>New</w:t>
+            </w:r>
+          </w:p>
+        </w:tc>
+        <w:tc>
+          <w:tcPr>
+            <w:tcW w:type="dxa" w:w="4701"/>
+            <w:tcBorders>
+              <w:top w:val="single" w:color="C8D3CA" w:sz="4"/>
+              <w:left w:val="single" w:color="C8D3CA" w:sz="4"/>
+              <w:bottom w:val="single" w:color="C8D3CA" w:sz="4"/>
+              <w:right w:val="single" w:color="C8D3CA" w:sz="4"/>
+            </w:tcBorders>
+            <w:tcMar>
+              <w:top w:type="dxa" w:w="60"/>
+              <w:left w:type="dxa" w:w="100"/>
+              <w:bottom w:type="dxa" w:w="60"/>
+              <w:right w:type="dxa" w:w="100"/>
+            </w:tcMar>
+          </w:tcPr>
+          <w:p>
+            <w:r>
+              <w:rPr>
+                <w:sz w:val="19"/>
+                <w:szCs w:val="19"/>
+              </w:rPr>
+              <w:t>Shortcut from quick add Spent to paying back a debt, never counted as spending.</w:t>
+            </w:r>
+          </w:p>
+        </w:tc>
+        <w:tc>
+          <w:tcPr>
+            <w:tcW w:type="dxa" w:w="1647"/>
+            <w:tcBorders>
+              <w:top w:val="single" w:color="C8D3CA" w:sz="4"/>
+              <w:left w:val="single" w:color="C8D3CA" w:sz="4"/>
+              <w:bottom w:val="single" w:color="C8D3CA" w:sz="4"/>
+              <w:right w:val="single" w:color="C8D3CA" w:sz="4"/>
+            </w:tcBorders>
+            <w:tcMar>
+              <w:top w:type="dxa" w:w="60"/>
+              <w:left w:type="dxa" w:w="100"/>
+              <w:bottom w:type="dxa" w:w="60"/>
+              <w:right w:type="dxa" w:w="100"/>
+            </w:tcMar>
+          </w:tcPr>
+          <w:p>
+            <w:r>
+              <w:rPr>
+                <w:sz w:val="19"/>
+                <w:szCs w:val="19"/>
+              </w:rPr>
+              <w:t>D-104</w:t>
             </w:r>
           </w:p>
         </w:tc>

--- a/docs/requirements/Brokely_Software_Requirements_Specification_v1.7.docx
+++ b/docs/requirements/Brokely_Software_Requirements_Specification_v1.7.docx
@@ -18675,6 +18675,115 @@
                 <w:sz w:val="19"/>
                 <w:szCs w:val="19"/>
               </w:rPr>
+              <w:t>FR-MAS-09</w:t>
+            </w:r>
+          </w:p>
+        </w:tc>
+        <w:tc>
+          <w:tcPr>
+            <w:tcW w:type="dxa" w:w="6038"/>
+            <w:tcBorders>
+              <w:top w:val="single" w:color="C8D3CA" w:sz="4"/>
+              <w:left w:val="single" w:color="C8D3CA" w:sz="4"/>
+              <w:bottom w:val="single" w:color="C8D3CA" w:sz="4"/>
+              <w:right w:val="single" w:color="C8D3CA" w:sz="4"/>
+            </w:tcBorders>
+            <w:tcMar>
+              <w:top w:type="dxa" w:w="60"/>
+              <w:left w:type="dxa" w:w="100"/>
+              <w:bottom w:type="dxa" w:w="60"/>
+              <w:right w:type="dxa" w:w="100"/>
+            </w:tcMar>
+          </w:tcPr>
+          <w:p>
+            <w:r>
+              <w:rPr>
+                <w:sz w:val="19"/>
+                <w:szCs w:val="19"/>
+              </w:rPr>
+              <w:t>In 0.1 Home MUST show Brokely in one of 3 growth stages and 4 moods without XP: stage by days logged (1 below 7, 2 from 7, 3 from 30; a logged day has a record or a “No spending today” check-in; never shrinks); mood by first match: sleepy (logged before but nothing today or the 2 days before), proud (3+ logged days in a row), worried (over pace or past the budget), happy. It never changes any number (BR-26, D-105).</w:t>
+            </w:r>
+          </w:p>
+        </w:tc>
+        <w:tc>
+          <w:tcPr>
+            <w:tcW w:type="dxa" w:w="696"/>
+            <w:tcBorders>
+              <w:top w:val="single" w:color="C8D3CA" w:sz="4"/>
+              <w:left w:val="single" w:color="C8D3CA" w:sz="4"/>
+              <w:bottom w:val="single" w:color="C8D3CA" w:sz="4"/>
+              <w:right w:val="single" w:color="C8D3CA" w:sz="4"/>
+            </w:tcBorders>
+            <w:tcMar>
+              <w:top w:type="dxa" w:w="60"/>
+              <w:left w:type="dxa" w:w="100"/>
+              <w:bottom w:type="dxa" w:w="60"/>
+              <w:right w:type="dxa" w:w="100"/>
+            </w:tcMar>
+          </w:tcPr>
+          <w:p>
+            <w:r>
+              <w:rPr>
+                <w:sz w:val="19"/>
+                <w:szCs w:val="19"/>
+              </w:rPr>
+              <w:t>0.1</w:t>
+            </w:r>
+          </w:p>
+        </w:tc>
+        <w:tc>
+          <w:tcPr>
+            <w:tcW w:type="dxa" w:w="1453"/>
+            <w:tcBorders>
+              <w:top w:val="single" w:color="C8D3CA" w:sz="4"/>
+              <w:left w:val="single" w:color="C8D3CA" w:sz="4"/>
+              <w:bottom w:val="single" w:color="C8D3CA" w:sz="4"/>
+              <w:right w:val="single" w:color="C8D3CA" w:sz="4"/>
+            </w:tcBorders>
+            <w:tcMar>
+              <w:top w:type="dxa" w:w="60"/>
+              <w:left w:type="dxa" w:w="100"/>
+              <w:bottom w:type="dxa" w:w="60"/>
+              <w:right w:type="dxa" w:w="100"/>
+            </w:tcMar>
+          </w:tcPr>
+          <w:p>
+            <w:r>
+              <w:rPr>
+                <w:sz w:val="19"/>
+                <w:szCs w:val="19"/>
+              </w:rPr>
+              <w:t>AC-75</w:t>
+            </w:r>
+          </w:p>
+        </w:tc>
+      </w:tr>
+      <w:tr>
+        <w:trPr>
+          <w:cantSplit/>
+        </w:trPr>
+        <w:tc>
+          <w:tcPr>
+            <w:tcW w:type="dxa" w:w="1451"/>
+            <w:tcBorders>
+              <w:top w:val="single" w:color="C8D3CA" w:sz="4"/>
+              <w:left w:val="single" w:color="C8D3CA" w:sz="4"/>
+              <w:bottom w:val="single" w:color="C8D3CA" w:sz="4"/>
+              <w:right w:val="single" w:color="C8D3CA" w:sz="4"/>
+            </w:tcBorders>
+            <w:tcMar>
+              <w:top w:type="dxa" w:w="60"/>
+              <w:left w:type="dxa" w:w="100"/>
+              <w:bottom w:type="dxa" w:w="60"/>
+              <w:right w:type="dxa" w:w="100"/>
+            </w:tcMar>
+          </w:tcPr>
+          <w:p>
+            <w:r>
+              <w:rPr>
+                <w:sz w:val="19"/>
+                <w:szCs w:val="19"/>
+              </w:rPr>
               <w:t xml:space="preserve">FR-MAS-07</w:t>
             </w:r>
           </w:p>
@@ -31535,6 +31644,89 @@
           </w:p>
         </w:tc>
       </w:tr>
+      <w:tr>
+        <w:trPr>
+          <w:cantSplit/>
+        </w:trPr>
+        <w:tc>
+          <w:tcPr>
+            <w:tcW w:type="dxa" w:w="957"/>
+            <w:tcBorders>
+              <w:top w:val="single" w:color="C8D3CA" w:sz="4"/>
+              <w:left w:val="single" w:color="C8D3CA" w:sz="4"/>
+              <w:bottom w:val="single" w:color="C8D3CA" w:sz="4"/>
+              <w:right w:val="single" w:color="C8D3CA" w:sz="4"/>
+            </w:tcBorders>
+            <w:tcMar>
+              <w:top w:type="dxa" w:w="60"/>
+              <w:left w:type="dxa" w:w="100"/>
+              <w:bottom w:type="dxa" w:w="60"/>
+              <w:right w:type="dxa" w:w="100"/>
+            </w:tcMar>
+          </w:tcPr>
+          <w:p>
+            <w:r>
+              <w:rPr>
+                <w:sz w:val="19"/>
+                <w:szCs w:val="19"/>
+              </w:rPr>
+              <w:t>AC-75</w:t>
+            </w:r>
+          </w:p>
+        </w:tc>
+        <w:tc>
+          <w:tcPr>
+            <w:tcW w:type="dxa" w:w="4340"/>
+            <w:tcBorders>
+              <w:top w:val="single" w:color="C8D3CA" w:sz="4"/>
+              <w:left w:val="single" w:color="C8D3CA" w:sz="4"/>
+              <w:bottom w:val="single" w:color="C8D3CA" w:sz="4"/>
+              <w:right w:val="single" w:color="C8D3CA" w:sz="4"/>
+            </w:tcBorders>
+            <w:tcMar>
+              <w:top w:type="dxa" w:w="60"/>
+              <w:left w:type="dxa" w:w="100"/>
+              <w:bottom w:type="dxa" w:w="60"/>
+              <w:right w:type="dxa" w:w="100"/>
+            </w:tcMar>
+          </w:tcPr>
+          <w:p>
+            <w:r>
+              <w:rPr>
+                <w:sz w:val="19"/>
+                <w:szCs w:val="19"/>
+              </w:rPr>
+              <w:t>New student: log on 3 days in a row; then over pace with that streak; then skip 3 days; then reach 7 and 30 logged days.</w:t>
+            </w:r>
+          </w:p>
+        </w:tc>
+        <w:tc>
+          <w:tcPr>
+            <w:tcW w:type="dxa" w:w="4341"/>
+            <w:tcBorders>
+              <w:top w:val="single" w:color="C8D3CA" w:sz="4"/>
+              <w:left w:val="single" w:color="C8D3CA" w:sz="4"/>
+              <w:bottom w:val="single" w:color="C8D3CA" w:sz="4"/>
+              <w:right w:val="single" w:color="C8D3CA" w:sz="4"/>
+            </w:tcBorders>
+            <w:tcMar>
+              <w:top w:type="dxa" w:w="60"/>
+              <w:left w:type="dxa" w:w="100"/>
+              <w:bottom w:type="dxa" w:w="60"/>
+              <w:right w:type="dxa" w:w="100"/>
+            </w:tcMar>
+          </w:tcPr>
+          <w:p>
+            <w:r>
+              <w:rPr>
+                <w:sz w:val="19"/>
+                <w:szCs w:val="19"/>
+              </w:rPr>
+              <w:t>Happy at first; proud on the third day in a row, still proud while over pace; sleepy after 3 days without logging; the growing picture at 7 logged days and the full money-broccoli at 30; no amount changes.</w:t>
+            </w:r>
+          </w:p>
+        </w:tc>
+      </w:tr>
     </w:tbl>
     <w:p>
       <w:pPr>
@@ -43359,6 +43551,89 @@
                 <w:sz w:val="19"/>
                 <w:szCs w:val="19"/>
               </w:rPr>
+              <w:t>FR-MAS-09</w:t>
+            </w:r>
+          </w:p>
+        </w:tc>
+        <w:tc>
+          <w:tcPr>
+            <w:tcW w:type="dxa" w:w="1482"/>
+            <w:tcBorders>
+              <w:top w:val="single" w:color="C8D3CA" w:sz="4"/>
+              <w:left w:val="single" w:color="C8D3CA" w:sz="4"/>
+              <w:bottom w:val="single" w:color="C8D3CA" w:sz="4"/>
+              <w:right w:val="single" w:color="C8D3CA" w:sz="4"/>
+            </w:tcBorders>
+            <w:tcMar>
+              <w:top w:type="dxa" w:w="60"/>
+              <w:left w:type="dxa" w:w="100"/>
+              <w:bottom w:type="dxa" w:w="60"/>
+              <w:right w:type="dxa" w:w="100"/>
+            </w:tcMar>
+          </w:tcPr>
+          <w:p>
+            <w:r>
+              <w:rPr>
+                <w:sz w:val="19"/>
+                <w:szCs w:val="19"/>
+              </w:rPr>
+              <w:t>0.1</w:t>
+            </w:r>
+          </w:p>
+        </w:tc>
+        <w:tc>
+          <w:tcPr>
+            <w:tcW w:type="dxa" w:w="5932"/>
+            <w:tcBorders>
+              <w:top w:val="single" w:color="C8D3CA" w:sz="4"/>
+              <w:left w:val="single" w:color="C8D3CA" w:sz="4"/>
+              <w:bottom w:val="single" w:color="C8D3CA" w:sz="4"/>
+              <w:right w:val="single" w:color="C8D3CA" w:sz="4"/>
+            </w:tcBorders>
+            <w:tcMar>
+              <w:top w:type="dxa" w:w="60"/>
+              <w:left w:type="dxa" w:w="100"/>
+              <w:bottom w:type="dxa" w:w="60"/>
+              <w:right w:type="dxa" w:w="100"/>
+            </w:tcMar>
+          </w:tcPr>
+          <w:p>
+            <w:r>
+              <w:rPr>
+                <w:sz w:val="19"/>
+                <w:szCs w:val="19"/>
+              </w:rPr>
+              <w:t>AC-75</w:t>
+            </w:r>
+          </w:p>
+        </w:tc>
+      </w:tr>
+      <w:tr>
+        <w:trPr>
+          <w:cantSplit/>
+        </w:trPr>
+        <w:tc>
+          <w:tcPr>
+            <w:tcW w:type="dxa" w:w="2224"/>
+            <w:tcBorders>
+              <w:top w:val="single" w:color="C8D3CA" w:sz="4"/>
+              <w:left w:val="single" w:color="C8D3CA" w:sz="4"/>
+              <w:bottom w:val="single" w:color="C8D3CA" w:sz="4"/>
+              <w:right w:val="single" w:color="C8D3CA" w:sz="4"/>
+            </w:tcBorders>
+            <w:tcMar>
+              <w:top w:type="dxa" w:w="60"/>
+              <w:left w:type="dxa" w:w="100"/>
+              <w:bottom w:type="dxa" w:w="60"/>
+              <w:right w:type="dxa" w:w="100"/>
+            </w:tcMar>
+          </w:tcPr>
+          <w:p>
+            <w:r>
+              <w:rPr>
+                <w:sz w:val="19"/>
+                <w:szCs w:val="19"/>
+              </w:rPr>
               <w:t xml:space="preserve">FR-MAS-07</w:t>
             </w:r>
           </w:p>
@@ -43558,7 +43833,7 @@
                 <w:sz w:val="19"/>
                 <w:szCs w:val="19"/>
               </w:rPr>
-              <w:t>Every 0.1 MUST requirement passes; AC-01 to AC-30, AC-39 to AC-41, AC-47 to AC-49, AC-52 to AC-61 and AC-64 to AC-74 pass; NFR-01 to NFR-12, NFR-14, NFR-15, NFR-18 and NFR-20 to NFR-22 verified.</w:t>
+              <w:t>Every 0.1 MUST requirement passes; AC-01 to AC-30, AC-39 to AC-41, AC-47 to AC-49, AC-52 to AC-61 and AC-64 to AC-75 pass; NFR-01 to NFR-12, NFR-14, NFR-15, NFR-18 and NFR-20 to NFR-22 verified.</w:t>
             </w:r>
           </w:p>
         </w:tc>
@@ -49946,6 +50221,115 @@
                 <w:szCs w:val="19"/>
               </w:rPr>
               <w:t>D-104</w:t>
+            </w:r>
+          </w:p>
+        </w:tc>
+      </w:tr>
+      <w:tr>
+        <w:trPr>
+          <w:cantSplit/>
+        </w:trPr>
+        <w:tc>
+          <w:tcPr>
+            <w:tcW w:type="dxa" w:w="2115"/>
+            <w:tcBorders>
+              <w:top w:val="single" w:color="C8D3CA" w:sz="4"/>
+              <w:left w:val="single" w:color="C8D3CA" w:sz="4"/>
+              <w:bottom w:val="single" w:color="C8D3CA" w:sz="4"/>
+              <w:right w:val="single" w:color="C8D3CA" w:sz="4"/>
+            </w:tcBorders>
+            <w:tcMar>
+              <w:top w:type="dxa" w:w="60"/>
+              <w:left w:type="dxa" w:w="100"/>
+              <w:bottom w:type="dxa" w:w="60"/>
+              <w:right w:type="dxa" w:w="100"/>
+            </w:tcMar>
+          </w:tcPr>
+          <w:p>
+            <w:r>
+              <w:rPr>
+                <w:sz w:val="19"/>
+                <w:szCs w:val="19"/>
+              </w:rPr>
+              <w:t>FR-MAS-09, AC-75 (v1.7)</w:t>
+            </w:r>
+          </w:p>
+        </w:tc>
+        <w:tc>
+          <w:tcPr>
+            <w:tcW w:type="dxa" w:w="1175"/>
+            <w:tcBorders>
+              <w:top w:val="single" w:color="C8D3CA" w:sz="4"/>
+              <w:left w:val="single" w:color="C8D3CA" w:sz="4"/>
+              <w:bottom w:val="single" w:color="C8D3CA" w:sz="4"/>
+              <w:right w:val="single" w:color="C8D3CA" w:sz="4"/>
+            </w:tcBorders>
+            <w:tcMar>
+              <w:top w:type="dxa" w:w="60"/>
+              <w:left w:type="dxa" w:w="100"/>
+              <w:bottom w:type="dxa" w:w="60"/>
+              <w:right w:type="dxa" w:w="100"/>
+            </w:tcMar>
+          </w:tcPr>
+          <w:p>
+            <w:r>
+              <w:rPr>
+                <w:sz w:val="19"/>
+                <w:szCs w:val="19"/>
+              </w:rPr>
+              <w:t>New</w:t>
+            </w:r>
+          </w:p>
+        </w:tc>
+        <w:tc>
+          <w:tcPr>
+            <w:tcW w:type="dxa" w:w="4701"/>
+            <w:tcBorders>
+              <w:top w:val="single" w:color="C8D3CA" w:sz="4"/>
+              <w:left w:val="single" w:color="C8D3CA" w:sz="4"/>
+              <w:bottom w:val="single" w:color="C8D3CA" w:sz="4"/>
+              <w:right w:val="single" w:color="C8D3CA" w:sz="4"/>
+            </w:tcBorders>
+            <w:tcMar>
+              <w:top w:type="dxa" w:w="60"/>
+              <w:left w:type="dxa" w:w="100"/>
+              <w:bottom w:type="dxa" w:w="60"/>
+              <w:right w:type="dxa" w:w="100"/>
+            </w:tcMar>
+          </w:tcPr>
+          <w:p>
+            <w:r>
+              <w:rPr>
+                <w:sz w:val="19"/>
+                <w:szCs w:val="19"/>
+              </w:rPr>
+              <w:t>The 12 mascot pictures on Home in 0.1: stage by days logged, mood by a fixed order; XP stays in 0.2.</w:t>
+            </w:r>
+          </w:p>
+        </w:tc>
+        <w:tc>
+          <w:tcPr>
+            <w:tcW w:type="dxa" w:w="1647"/>
+            <w:tcBorders>
+              <w:top w:val="single" w:color="C8D3CA" w:sz="4"/>
+              <w:left w:val="single" w:color="C8D3CA" w:sz="4"/>
+              <w:bottom w:val="single" w:color="C8D3CA" w:sz="4"/>
+              <w:right w:val="single" w:color="C8D3CA" w:sz="4"/>
+            </w:tcBorders>
+            <w:tcMar>
+              <w:top w:type="dxa" w:w="60"/>
+              <w:left w:type="dxa" w:w="100"/>
+              <w:bottom w:type="dxa" w:w="60"/>
+              <w:right w:type="dxa" w:w="100"/>
+            </w:tcMar>
+          </w:tcPr>
+          <w:p>
+            <w:r>
+              <w:rPr>
+                <w:sz w:val="19"/>
+                <w:szCs w:val="19"/>
+              </w:rPr>
+              <w:t>D-105</w:t>
             </w:r>
           </w:p>
         </w:tc>
